--- a/dokumentacja.docx
+++ b/dokumentacja.docx
@@ -460,15 +460,7 @@
       </w:pPr>
       <w:r>
         <w:rPr/>
-        <w:t>Na podstawie wymagań postanowiono wykonać aplikacj</w:t>
-      </w:r>
-      <w:r>
-        <w:rPr/>
-        <w:t>ę</w:t>
-      </w:r>
-      <w:r>
-        <w:rPr/>
-        <w:t xml:space="preserve"> „Cyfrowe Archiwum Społecznościowe”,  korzystając z języka programowania Python, lekkiego frameworka FastAPI oraz bazy danych SQLite po stronie backendu, a także narzędzia Svelte z wykorzystaniem stylów Bootstrap 5. Jako kompilator kodu frontendowego wykorzystano środowisko Vite.</w:t>
+        <w:t>Na podstawie wymagań postanowiono wykonać aplikację „Cyfrowe Archiwum Społecznościowe”,  korzystając z języka programowania Python, lekkiego frameworka FastAPI oraz bazy danych SQLite po stronie backendu, a także narzędzia Svelte z wykorzystaniem stylów Bootstrap 5. Jako kompilator kodu frontendowego wykorzystano środowisko Vite.</w:t>
         <w:br/>
         <w:br/>
         <w:t>Powodem użycia tych technologii była ich prostota przy jednoczesnym dostarczaniu wszystkich funkcji niezbędnych do spełnienia wymagań projektu. Dodatkowo wybrane narzędzia charakteryzują się szybkością i lekkością w działaniu, co bezpośrednio przekłada się na responsywność interfejsu klienta. Z kolei biblioteka Bootstrap 5 pozwoliła na sprawną implementację odpowiednich motywów graficznych – jasnego, ciemnego oraz trybu wysokiego kontrastu, dedykowanego osobom słabowidzącym.” Wybrano bazę SQLite ze względu na prostotę i szybkość w implementacji. Choć istnieją bazy danych z lepszymi funkcjami wyszukiwania przestrzennego (np. PostgreSQL z wtyczką PostGIS), tak wymagają one większej konfiguracji ze strony backendu i niepotrzebnie komplikują projekt tego rozmiaru. Sama baza przechowuje jedynie metadane zdjęć oraz ścieżkę do zdjęcia zapisanego fizycznie na dysku serwera backendu (jest to efektywniejsze dla bazy danych niż umieszczanie w niej zdjęć w formacie dużych obiektów binarnych).</w:t>
@@ -614,15 +606,7 @@
       </w:pPr>
       <w:r>
         <w:rPr/>
-        <w:t>auth.py - Plik odpowiedzialny wyłącznie za bezpieczeństwo i logowanie. Po zalogowaniu przez Google, system tworzy dla użytkownika token JWT. W tym module zawart</w:t>
-      </w:r>
-      <w:r>
-        <w:rPr/>
-        <w:t>a</w:t>
-      </w:r>
-      <w:r>
-        <w:rPr/>
-        <w:t xml:space="preserve"> jest też funkcja sprawdzająca poprawność takiego tokenu przy próbie dodania lub usunięcia materiału z archiwum.</w:t>
+        <w:t>auth.py - Plik odpowiedzialny wyłącznie za bezpieczeństwo i logowanie. Po zalogowaniu przez Google, system tworzy dla użytkownika token JWT. W tym module zawarta jest też funkcja sprawdzająca poprawność takiego tokenu przy próbie dodania lub usunięcia materiału z archiwum.</w:t>
         <w:br/>
       </w:r>
     </w:p>
@@ -692,7 +676,7 @@
             <wp:positionV relativeFrom="paragraph">
               <wp:posOffset>635</wp:posOffset>
             </wp:positionV>
-            <wp:extent cx="4264025" cy="7430135"/>
+            <wp:extent cx="4359910" cy="7429500"/>
             <wp:effectExtent l="0" t="0" r="0" b="0"/>
             <wp:wrapTopAndBottom/>
             <wp:docPr id="1" name="Image1" descr=""/>
@@ -717,7 +701,7 @@
                   <pic:spPr bwMode="auto">
                     <a:xfrm>
                       <a:off x="0" y="0"/>
-                      <a:ext cx="4264025" cy="7430135"/>
+                      <a:ext cx="4359910" cy="7429500"/>
                     </a:xfrm>
                     <a:prstGeom prst="rect">
                       <a:avLst/>
@@ -753,8 +737,8 @@
         <w:pStyle w:val="FirstParagraph"/>
         <w:rPr/>
       </w:pPr>
-      <w:bookmarkStart w:id="14" w:name="Xf66fb591644f2db2df69d1d3a68e17ecdc400a1"/>
-      <w:bookmarkStart w:id="15" w:name="rozdział-3.-architektura-systemu_Copy_1"/>
+      <w:bookmarkStart w:id="14" w:name="rozdział-3.-architektura-systemu_Copy_1"/>
+      <w:bookmarkStart w:id="15" w:name="Xf66fb591644f2db2df69d1d3a68e17ecdc400a1"/>
       <w:bookmarkEnd w:id="14"/>
       <w:bookmarkEnd w:id="15"/>
       <w:r>
@@ -782,19 +766,7 @@
       </w:pPr>
       <w:r>
         <w:rPr/>
-        <w:t>A</w:t>
-      </w:r>
-      <w:r>
-        <w:rPr/>
-        <w:t xml:space="preserve">pp.svelte – Centralny komponent, który pełni rolę korzenia całej aplikacji. Znajdują się w nim niezmienne elementy strony: pasek nawigacyjny i przycisk do logowania za pomocą konta </w:t>
-      </w:r>
-      <w:r>
-        <w:rPr/>
-        <w:t>G</w:t>
-      </w:r>
-      <w:r>
-        <w:rPr/>
-        <w:t>oogle. Ten plik nasłuchuje globalnych zmiennych stanu i na tej podstawie decyduje, czy wyświetlić w danej chwili galerię, czy też panel twórcy.</w:t>
+        <w:t>App.svelte – Centralny komponent, który pełni rolę korzenia całej aplikacji. Znajdują się w nim niezmienne elementy strony: pasek nawigacyjny i przycisk do logowania za pomocą konta Google. Ten plik nasłuchuje globalnych zmiennych stanu i na tej podstawie decyduje, czy wyświetlić w danej chwili galerię, czy też panel twórcy.</w:t>
       </w:r>
     </w:p>
     <w:p>
@@ -824,33 +796,17 @@
       </w:pPr>
       <w:r>
         <w:rPr/>
-        <w:t xml:space="preserve">Galeria.svelte - Główny widok ze zdjęciami dostępny dla każdego </w:t>
-      </w:r>
-      <w:r>
-        <w:rPr/>
-        <w:t>P</w:t>
-      </w:r>
-      <w:r>
-        <w:rPr/>
-        <w:t>rzeglądającego. To tutaj strona łączy się z bazą danych, prosząc o listę zdjęć. Komponent ten odbiera zaznaczone opcje ustawione w Wyszukiwarka.svelte oraz na mapie i odsyła do backendu prośbę tylko o te zdjęcia, które pasują do aktualnych kryteriów. Wyświetla fotografie w formie siatki wraz z ich opisami</w:t>
-      </w:r>
-    </w:p>
-    <w:p>
-      <w:pPr>
-        <w:pStyle w:val="BodyText"/>
-        <w:rPr/>
-      </w:pPr>
-      <w:r>
-        <w:rPr/>
-        <w:t xml:space="preserve">Mapa.svelte - Moduł używający biblioteki Leaflet. Służy do wyświetlenia pinesek reprezentujące zdjęcia w bazie </w:t>
-      </w:r>
-      <w:r>
-        <w:rPr/>
-        <w:t>na mapie</w:t>
-      </w:r>
-      <w:r>
-        <w:rPr/>
-        <w:t>. Jednocześnie w galerii wyświetlone są tylko zdjęcia znajdujące się w obszarze widocznym na mapie, co pozwala szybko wyszukiwać materiały po lokalizacji.</w:t>
+        <w:t>Galeria.svelte - Główny widok ze zdjęciami dostępny dla każdego Przeglądającego. To tutaj strona łączy się z bazą danych, prosząc o listę zdjęć. Komponent ten odbiera zaznaczone opcje ustawione w Wyszukiwarka.svelte oraz na mapie i odsyła do backendu prośbę tylko o te zdjęcia, które pasują do aktualnych kryteriów. Wyświetla fotografie w formie siatki wraz z ich opisami</w:t>
+      </w:r>
+    </w:p>
+    <w:p>
+      <w:pPr>
+        <w:pStyle w:val="BodyText"/>
+        <w:rPr/>
+      </w:pPr>
+      <w:r>
+        <w:rPr/>
+        <w:t>Mapa.svelte - Moduł używający biblioteki Leaflet. Służy do wyświetlenia pinesek reprezentujące zdjęcia w bazie na mapie. Jednocześnie w galerii wyświetlone są tylko zdjęcia znajdujące się w obszarze widocznym na mapie, co pozwala szybko wyszukiwać materiały po lokalizacji.</w:t>
       </w:r>
     </w:p>
     <w:p>
@@ -946,11 +902,7 @@
       </w:pPr>
       <w:r>
         <w:rPr/>
-        <w:t>P</w:t>
-      </w:r>
-      <w:r>
-        <w:rPr/>
-        <w:t xml:space="preserve">odrecznik platformy SQLite - https://www.sqlite.org/docs.html </w:t>
+        <w:t xml:space="preserve">Podrecznik platformy SQLite - https://www.sqlite.org/docs.html </w:t>
       </w:r>
     </w:p>
     <w:p>
@@ -991,6 +943,16 @@
       <w:r>
         <w:rPr/>
         <w:t xml:space="preserve">Repozytorium interaktywnych map JS Leaflet - https://leafletjs.com/reference.html </w:t>
+      </w:r>
+    </w:p>
+    <w:p>
+      <w:pPr>
+        <w:pStyle w:val="BodyText"/>
+        <w:rPr/>
+      </w:pPr>
+      <w:r>
+        <w:rPr/>
+        <w:t>Strona za pomocą której wygenerowano diagram bazy danych - https://www.mermaidonline.live/mermaid-to-image</w:t>
       </w:r>
     </w:p>
     <w:p>
@@ -999,8 +961,8 @@
         <w:spacing w:before="180" w:after="180"/>
         <w:rPr/>
       </w:pPr>
-      <w:bookmarkStart w:id="17" w:name="X2a3ddc3370cf03b8298d2a1e917b4dcf0c43509"/>
-      <w:bookmarkStart w:id="18" w:name="rozdział-4.-bibliografia"/>
+      <w:bookmarkStart w:id="17" w:name="rozdział-4.-bibliografia"/>
+      <w:bookmarkStart w:id="18" w:name="X2a3ddc3370cf03b8298d2a1e917b4dcf0c43509"/>
       <w:r>
         <w:rPr/>
         <w:t>Wtyczki WAVE ze strony WebAIM - https://wave.webaim.org/</w:t>
@@ -1274,15 +1236,15 @@
     <w:qFormat/>
     <w:rPr/>
   </w:style>
+  <w:style w:type="character" w:styleId="FootnoteCharacters">
+    <w:name w:val="Footnote Characters"/>
+    <w:qFormat/>
+    <w:rPr>
+      <w:vertAlign w:val="superscript"/>
+    </w:rPr>
+  </w:style>
   <w:style w:type="character" w:styleId="FootnoteCharactersuser">
     <w:name w:val="Footnote Characters (user)"/>
-    <w:qFormat/>
-    <w:rPr>
-      <w:vertAlign w:val="superscript"/>
-    </w:rPr>
-  </w:style>
-  <w:style w:type="character" w:styleId="FootnoteCharacters">
-    <w:name w:val="Footnote Characters"/>
     <w:qFormat/>
     <w:rPr>
       <w:vertAlign w:val="superscript"/>
@@ -1563,8 +1525,8 @@
     <w:qFormat/>
     <w:rPr/>
   </w:style>
-  <w:style w:type="character" w:styleId="Bulletsuser">
-    <w:name w:val="Bullets (user)"/>
+  <w:style w:type="character" w:styleId="Bullets">
+    <w:name w:val="Bullets"/>
     <w:qFormat/>
     <w:rPr>
       <w:rFonts w:ascii="OpenSymbol" w:hAnsi="OpenSymbol" w:eastAsia="OpenSymbol" w:cs="OpenSymbol"/>

--- a/dokumentacja.docx
+++ b/dokumentacja.docx
@@ -170,21 +170,10 @@
         <w:p>
           <w:pPr>
             <w:pStyle w:val="TOCHeading"/>
-            <w:spacing w:lineRule="auto" w:line="259" w:before="240" w:after="0"/>
-            <w:rPr>
-              <w:rFonts w:ascii="Calibri" w:hAnsi="Calibri" w:eastAsia="" w:cs="" w:asciiTheme="majorHAnsi" w:cstheme="majorBidi" w:eastAsiaTheme="majorEastAsia" w:hAnsiTheme="majorHAnsi"/>
-              <w:b w:val="false"/>
-              <w:bCs w:val="false"/>
-              <w:color w:themeColor="accent1" w:themeShade="bf" w:val="365F91"/>
-            </w:rPr>
+            <w:rPr/>
           </w:pPr>
           <w:r>
-            <w:rPr>
-              <w:rFonts w:eastAsia="" w:cs="" w:cstheme="majorBidi" w:eastAsiaTheme="majorEastAsia"/>
-              <w:b w:val="false"/>
-              <w:bCs w:val="false"/>
-              <w:color w:themeColor="accent1" w:themeShade="bf" w:val="365F91"/>
-            </w:rPr>
+            <w:rPr/>
             <w:t>Spis treści</w:t>
           </w:r>
         </w:p>
@@ -212,17 +201,12 @@
             </w:rPr>
             <w:fldChar w:fldCharType="separate"/>
           </w:r>
-          <w:hyperlink w:anchor="__RefHeading___Toc116_1705759219">
+          <w:hyperlink w:anchor="__RefHeading___Toc116_1705759219" w:tooltip="Rozdział 1. Zakres projektu">
             <w:r>
               <w:rPr>
                 <w:rStyle w:val="IndexLink"/>
               </w:rPr>
               <w:t>Rozdział 1. Zakres projektu</w:t>
-            </w:r>
-            <w:r>
-              <w:rPr>
-                <w:rStyle w:val="IndexLink"/>
-              </w:rPr>
               <w:tab/>
               <w:t>3</w:t>
             </w:r>
@@ -237,7 +221,7 @@
             </w:tabs>
             <w:rPr/>
           </w:pPr>
-          <w:hyperlink w:anchor="__RefHeading___Toc118_1705759219">
+          <w:hyperlink w:anchor="__RefHeading___Toc118_1705759219" w:tooltip="Rozdział 2. Projektowanie systemu">
             <w:r>
               <w:rPr>
                 <w:rStyle w:val="IndexLink"/>
@@ -257,7 +241,7 @@
             </w:tabs>
             <w:rPr/>
           </w:pPr>
-          <w:hyperlink w:anchor="__RefHeading___Toc120_1705759219">
+          <w:hyperlink w:anchor="__RefHeading___Toc120_1705759219" w:tooltip="Rozdział 3. Architektura systemu">
             <w:r>
               <w:rPr>
                 <w:rStyle w:val="IndexLink"/>
@@ -277,7 +261,7 @@
             </w:tabs>
             <w:rPr/>
           </w:pPr>
-          <w:hyperlink w:anchor="__RefHeading___Toc122_1705759219">
+          <w:hyperlink w:anchor="__RefHeading___Toc122_1705759219" w:tooltip="Warstwa Logiki i Danych (Backend)">
             <w:r>
               <w:rPr>
                 <w:rStyle w:val="IndexLink"/>
@@ -297,7 +281,7 @@
             </w:tabs>
             <w:rPr/>
           </w:pPr>
-          <w:hyperlink w:anchor="__RefHeading___Toc124_1705759219">
+          <w:hyperlink w:anchor="__RefHeading___Toc124_1705759219" w:tooltip="Warstwa Prezentacji (Frontend)">
             <w:r>
               <w:rPr>
                 <w:rStyle w:val="IndexLink"/>
@@ -317,14 +301,34 @@
             </w:tabs>
             <w:rPr/>
           </w:pPr>
-          <w:hyperlink w:anchor="__RefHeading___Toc126_1705759219">
+          <w:hyperlink w:anchor="__RefHeading___Toc126_1705759219_Copy_1" w:tooltip="Rozdział 4. Opis i podział strony">
             <w:r>
               <w:rPr>
                 <w:rStyle w:val="IndexLink"/>
               </w:rPr>
-              <w:t>Rozdział 4. Bibliografia i użyte strony</w:t>
+              <w:t>Rozdział 4. Opis i podział strony</w:t>
               <w:tab/>
               <w:t>8</w:t>
+            </w:r>
+          </w:hyperlink>
+        </w:p>
+        <w:p>
+          <w:pPr>
+            <w:pStyle w:val="TOC2"/>
+            <w:tabs>
+              <w:tab w:val="clear" w:pos="9077"/>
+              <w:tab w:val="right" w:pos="9359" w:leader="dot"/>
+            </w:tabs>
+            <w:rPr/>
+          </w:pPr>
+          <w:hyperlink w:anchor="__RefHeading___Toc126_1705759219" w:tooltip="Rozdział 5. Bibliografia i użyte strony">
+            <w:r>
+              <w:rPr>
+                <w:rStyle w:val="IndexLink"/>
+              </w:rPr>
+              <w:t>Rozdział 5. Bibliografia i użyte strony</w:t>
+              <w:tab/>
+              <w:t>11</w:t>
             </w:r>
           </w:hyperlink>
           <w:r>
@@ -338,30 +342,12 @@
     </w:sdt>
     <w:p>
       <w:pPr>
-        <w:pStyle w:val="Normal"/>
-        <w:widowControl/>
-        <w:suppressAutoHyphens w:val="true"/>
-        <w:bidi w:val="0"/>
-        <w:spacing w:before="0" w:after="200"/>
-        <w:jc w:val="left"/>
-        <w:rPr>
-          <w:rFonts w:ascii="Cambria" w:hAnsi="Cambria" w:eastAsia="Cambria" w:cs="" w:asciiTheme="minorHAnsi" w:cstheme="minorBidi" w:eastAsiaTheme="minorHAnsi" w:hAnsiTheme="minorHAnsi"/>
-          <w:color w:val="auto"/>
-          <w:kern w:val="0"/>
-          <w:sz w:val="24"/>
-          <w:szCs w:val="24"/>
-          <w:lang w:val="en-US" w:eastAsia="en-US" w:bidi="ar-SA"/>
-        </w:rPr>
-      </w:pPr>
-      <w:r>
-        <w:rPr>
-          <w:rFonts w:eastAsia="Cambria" w:cs="" w:cstheme="minorBidi" w:eastAsiaTheme="minorHAnsi"/>
-          <w:color w:val="auto"/>
-          <w:kern w:val="0"/>
-          <w:sz w:val="24"/>
-          <w:szCs w:val="24"/>
-          <w:lang w:val="en-US" w:eastAsia="en-US" w:bidi="ar-SA"/>
-        </w:rPr>
+        <w:pStyle w:val="Heading2"/>
+        <w:spacing w:before="0" w:after="0"/>
+        <w:rPr/>
+      </w:pPr>
+      <w:r>
+        <w:rPr/>
       </w:r>
       <w:r>
         <w:br w:type="page"/>
@@ -423,7 +409,15 @@
         <w:t>- Twórca ma wszystkie możliwości Przeglądającego oraz do tego odpowiada za zarządzanie swoimi materiałami oraz ich opisem. Loguje się do serwisu za pomocą konta Google, może m.in. przesyłać, modyfikować i usuwać swoje zdjęcia.</w:t>
         <w:br/>
         <w:br/>
-        <w:t>- System udostępnia publiczne API Rest umożliwiające wyszukiwanie materiałów oraz prywatne API umożliwiające dodawanie materiałów przez Twórcę.</w:t>
+        <w:t>- System udostępnia publiczne API R</w:t>
+      </w:r>
+      <w:r>
+        <w:rPr/>
+        <w:t>EST</w:t>
+      </w:r>
+      <w:r>
+        <w:rPr/>
+        <w:t xml:space="preserve"> umożliwiające wyszukiwanie materiałów oraz prywatne API umożliwiające dodawanie materiałów przez Twórcę.</w:t>
       </w:r>
     </w:p>
     <w:p>
@@ -463,7 +457,168 @@
         <w:t>Na podstawie wymagań postanowiono wykonać aplikację „Cyfrowe Archiwum Społecznościowe”,  korzystając z języka programowania Python, lekkiego frameworka FastAPI oraz bazy danych SQLite po stronie backendu, a także narzędzia Svelte z wykorzystaniem stylów Bootstrap 5. Jako kompilator kodu frontendowego wykorzystano środowisko Vite.</w:t>
         <w:br/>
         <w:br/>
-        <w:t>Powodem użycia tych technologii była ich prostota przy jednoczesnym dostarczaniu wszystkich funkcji niezbędnych do spełnienia wymagań projektu. Dodatkowo wybrane narzędzia charakteryzują się szybkością i lekkością w działaniu, co bezpośrednio przekłada się na responsywność interfejsu klienta. Z kolei biblioteka Bootstrap 5 pozwoliła na sprawną implementację odpowiednich motywów graficznych – jasnego, ciemnego oraz trybu wysokiego kontrastu, dedykowanego osobom słabowidzącym.” Wybrano bazę SQLite ze względu na prostotę i szybkość w implementacji. Choć istnieją bazy danych z lepszymi funkcjami wyszukiwania przestrzennego (np. PostgreSQL z wtyczką PostGIS), tak wymagają one większej konfiguracji ze strony backendu i niepotrzebnie komplikują projekt tego rozmiaru. Sama baza przechowuje jedynie metadane zdjęć oraz ścieżkę do zdjęcia zapisanego fizycznie na dysku serwera backendu (jest to efektywniejsze dla bazy danych niż umieszczanie w niej zdjęć w formacie dużych obiektów binarnych).</w:t>
+        <w:t>Powodem użycia tych technologii była ich prostota przy jednoczesnym dostarczaniu wszystkich funkcji niezbędnych do spełnienia wymagań projektu. Dodatkowo wybrane narzędzia charakteryzują się szybkością i lekkością w działaniu, co bezpośrednio przekłada się na responsywność interfejsu klienta. Z kolei biblioteka Bootstrap 5 pozwoliła na sprawną implementację odpowiednich motywów graficznych – jasnego, ciemnego oraz trybu wysokiego kontrastu, dedykowanego osobom słabowidzącym. Wybrano bazę SQLite ze względu na prostotę i szybkość w implementacji. Choć istnieją bazy danych z lepszymi funkcjami wyszukiwania przestrzennego (np. PostgreSQL z wtyczką PostGIS), tak wymagają one większej konfiguracji ze strony backendu i niepotrzebnie komplikują projekt tego rozmiaru. Sama baza przechowuje jedynie metadane zdjęć oraz ścieżkę do zdjęcia zapisanego fizycznie na dysku serwera backendu (jest to efektywniejsze dla bazy danych niż umieszczanie w niej zdjęć w formacie dużych obiektów binarnych).</w:t>
+      </w:r>
+    </w:p>
+    <w:p>
+      <w:pPr>
+        <w:pStyle w:val="BodyText"/>
+        <w:rPr/>
+      </w:pPr>
+      <w:r>
+        <w:rPr/>
+        <w:t xml:space="preserve">By spełnić wymóg hierarchicznej struktury danych, </w:t>
+      </w:r>
+      <w:r>
+        <w:rPr/>
+        <w:t>zastosowano podejście zmaterializowanych ścieżek (Materialized Path). Polega ono na zapisaniu łańcucha znaków (np. /Architektura/Sakralna/Koscioly) reprezentującego położenie w hierarchii danego zdjęcia do jednego atrybutu, a następnie wyszukiwaniu po nim poprzez szybkie sprawdzania typu “czy zaczyna się” albo “czy zawiera”. Jest to wydajny i prosty w implementacji sposób na wyszukiwanie danych, pasujący do potrzeb tego typu projektu.</w:t>
+      </w:r>
+    </w:p>
+    <w:p>
+      <w:pPr>
+        <w:pStyle w:val="BodyText"/>
+        <w:rPr/>
+      </w:pPr>
+      <w:r>
+        <w:rPr/>
+      </w:r>
+    </w:p>
+    <w:p>
+      <w:pPr>
+        <w:pStyle w:val="BodyText"/>
+        <w:rPr/>
+      </w:pPr>
+      <w:r>
+        <w:rPr/>
+        <w:t>Przykładowa struktura danych w tym projekcie wygląda następująco:</w:t>
+        <w:br/>
+        <w:t>Archiwum</w:t>
+      </w:r>
+    </w:p>
+    <w:p>
+      <w:pPr>
+        <w:pStyle w:val="BodyText"/>
+        <w:rPr/>
+      </w:pPr>
+      <w:r>
+        <w:rPr/>
+        <w:t xml:space="preserve">└── </w:t>
+      </w:r>
+      <w:r>
+        <w:rPr/>
+        <w:t>Architektura</w:t>
+      </w:r>
+    </w:p>
+    <w:p>
+      <w:pPr>
+        <w:pStyle w:val="BodyText"/>
+        <w:rPr/>
+      </w:pPr>
+      <w:r>
+        <w:rPr/>
+        <w:t xml:space="preserve">    ├── </w:t>
+      </w:r>
+      <w:r>
+        <w:rPr/>
+        <w:t>Sakralna</w:t>
+      </w:r>
+    </w:p>
+    <w:p>
+      <w:pPr>
+        <w:pStyle w:val="BodyText"/>
+        <w:rPr/>
+      </w:pPr>
+      <w:r>
+        <w:rPr/>
+        <w:t xml:space="preserve">    │   ├── </w:t>
+      </w:r>
+      <w:r>
+        <w:rPr/>
+        <w:t>Kościoły</w:t>
+      </w:r>
+    </w:p>
+    <w:p>
+      <w:pPr>
+        <w:pStyle w:val="BodyText"/>
+        <w:rPr/>
+      </w:pPr>
+      <w:r>
+        <w:rPr/>
+        <w:t xml:space="preserve">    │   └── </w:t>
+      </w:r>
+      <w:r>
+        <w:rPr/>
+        <w:t>Synagogi</w:t>
+      </w:r>
+    </w:p>
+    <w:p>
+      <w:pPr>
+        <w:pStyle w:val="BodyText"/>
+        <w:rPr/>
+      </w:pPr>
+      <w:r>
+        <w:rPr/>
+        <w:t xml:space="preserve">    ├── </w:t>
+      </w:r>
+      <w:r>
+        <w:rPr/>
+        <w:t>Mieszkalna</w:t>
+      </w:r>
+    </w:p>
+    <w:p>
+      <w:pPr>
+        <w:pStyle w:val="BodyText"/>
+        <w:rPr/>
+      </w:pPr>
+      <w:r>
+        <w:rPr/>
+        <w:t xml:space="preserve">    │   ├── </w:t>
+      </w:r>
+      <w:r>
+        <w:rPr/>
+        <w:t>Kamienice</w:t>
+      </w:r>
+    </w:p>
+    <w:p>
+      <w:pPr>
+        <w:pStyle w:val="BodyText"/>
+        <w:rPr/>
+      </w:pPr>
+      <w:r>
+        <w:rPr/>
+        <w:t xml:space="preserve">    │   └── </w:t>
+      </w:r>
+      <w:r>
+        <w:rPr/>
+        <w:t>Bloki</w:t>
+      </w:r>
+    </w:p>
+    <w:p>
+      <w:pPr>
+        <w:pStyle w:val="BodyText"/>
+        <w:rPr/>
+      </w:pPr>
+      <w:r>
+        <w:rPr/>
+        <w:t xml:space="preserve">    ├── </w:t>
+      </w:r>
+      <w:r>
+        <w:rPr/>
+        <w:t>Użyteczności Publicznej</w:t>
+      </w:r>
+    </w:p>
+    <w:p>
+      <w:pPr>
+        <w:pStyle w:val="BodyText"/>
+        <w:rPr/>
+      </w:pPr>
+      <w:r>
+        <w:rPr/>
+        <w:t xml:space="preserve">    └── </w:t>
+      </w:r>
+      <w:r>
+        <w:rPr/>
+        <w:t>Przemysłowa</w:t>
       </w:r>
     </w:p>
     <w:p>
@@ -543,17 +698,25 @@
       </w:pPr>
       <w:r>
         <w:rPr/>
-        <w:t>main.py - Główny plik wejściowy. Służy do inicjalizacji całej instancji aplikacji serwerowej za pomocą platformy Uvicorn, wczytywania zmiennych konfiguracyjnych (CORS) powiązanych ze środowiskiem oraz udostępniania na żywo wirtualnego folderu /uploads ze zdjęciami dostępnymi w serwisie. Przede wszystkim zawiera on również klamry definiujące wszystkie endpointy dostępu dla klientów, odpowiedzialne za operacje na materiałach (CRUD dla galerii) oraz operacje odpowiedzialne za uwierzytelnionych Twórców.</w:t>
-      </w:r>
-    </w:p>
-    <w:p>
-      <w:pPr>
-        <w:pStyle w:val="BodyText"/>
-        <w:rPr/>
-      </w:pPr>
-      <w:r>
-        <w:rPr/>
-        <w:t>database.py -  Moduł konfiguracyjny, realizujący połączenia między warstwą Pythona a fizycznym plikiem bazy “archiwum.db”.  Odpowiada za bezpieczne otwieranie i zamykanie połączeń z plikiem bazy danych dla każdego zapytania użytkownika. Zarządza ruchem tak, aby w momencie jednoczesnego dodawania zdjęć przez wielu Twórców nie doszło do zablokowania lub uszkodzenia pliku SQLite. Dodatkowo udostępnia podstawowe ustawienia, z których korzystają następnie definicje tabel w pliku models.py</w:t>
+        <w:t xml:space="preserve">main.py - Główny plik wejściowy. Służy do inicjalizacji całej instancji aplikacji serwerowej za pomocą platformy Uvicorn, wczytywania zmiennych konfiguracyjnych (CORS) powiązanych ze środowiskiem oraz udostępniania na żywo wirtualnego folderu /uploads ze zdjęciami dostępnymi w serwisie. Przede wszystkim zawiera on również </w:t>
+      </w:r>
+      <w:r>
+        <w:rPr/>
+        <w:t>dekoratory</w:t>
+      </w:r>
+      <w:r>
+        <w:rPr/>
+        <w:t xml:space="preserve"> definiujące wszystkie endpointy dostępu dla klientów, odpowiedzialne za operacje na materiałach (CRUD dla galerii) oraz operacje odpowiedzialne za uwierzytelnionych Twórców.</w:t>
+      </w:r>
+    </w:p>
+    <w:p>
+      <w:pPr>
+        <w:pStyle w:val="BodyText"/>
+        <w:rPr/>
+      </w:pPr>
+      <w:r>
+        <w:rPr/>
+        <w:t>database.py - Moduł konfiguracyjny, realizujący połączenia między warstwą Pythona a fizycznym plikiem bazy “archiwum.db”.  Odpowiada za bezpieczne otwieranie i zamykanie połączeń z plikiem bazy danych dla każdego zapytania użytkownika. Zarządza ruchem tak, aby w momencie jednoczesnego dodawania zdjęć przez wielu Twórców nie doszło do zablokowania lub uszkodzenia pliku SQLite. Dodatkowo udostępnia podstawowe ustawienia, z których korzystają następnie definicje tabel w pliku models.py</w:t>
       </w:r>
     </w:p>
     <w:p>
@@ -596,7 +759,15 @@
       </w:pPr>
       <w:r>
         <w:rPr/>
-        <w:t>schemas.py - To zbiór klas (tzw. schematów), które sprawdzają poprawność przesyłanych informacji.  Korzystając z biblioteki Pydantic, upewnia się on, że np. nadesłany formularz zawiera wszystkie wymagane pola we właściwym formacie (np. czy email ma znak małpy, a tytuł jest tekstem). Zapobiega to błędom aplikacji i wpuszczeniu do bazy niekompletnych informacji.</w:t>
+        <w:t xml:space="preserve">schemas.py - To zbiór klas (tzw. schematów), które sprawdzają poprawność przesyłanych informacji.  Korzystając z biblioteki Pydantic, upewnia się on, że np. nadesłany formularz zawiera wszystkie wymagane pola we właściwym formacie (np. czy email ma znak </w:t>
+      </w:r>
+      <w:r>
+        <w:rPr/>
+        <w:t>@</w:t>
+      </w:r>
+      <w:r>
+        <w:rPr/>
+        <w:t>, a tytuł jest tekstem). Zapobiega to błędom aplikacji i wpuszczeniu do bazy niekompletnych informacji.</w:t>
       </w:r>
     </w:p>
     <w:p>
@@ -668,7 +839,7 @@
       <w:r>
         <w:rPr/>
         <w:drawing>
-          <wp:anchor behindDoc="0" distT="0" distB="0" distL="0" distR="0" simplePos="0" locked="0" layoutInCell="0" allowOverlap="1" relativeHeight="2">
+          <wp:anchor distT="0" distB="0" distL="0" distR="0" simplePos="0" relativeHeight="2" behindDoc="0" locked="0" layoutInCell="0" allowOverlap="1">
             <wp:simplePos x="0" y="0"/>
             <wp:positionH relativeFrom="column">
               <wp:align>center</wp:align>
@@ -679,7 +850,7 @@
             <wp:extent cx="4359910" cy="7429500"/>
             <wp:effectExtent l="0" t="0" r="0" b="0"/>
             <wp:wrapTopAndBottom/>
-            <wp:docPr id="1" name="Image1" descr=""/>
+            <wp:docPr id="1" name="Image1"/>
             <wp:cNvGraphicFramePr>
               <a:graphicFrameLocks xmlns:a="http://schemas.openxmlformats.org/drawingml/2006/main" noChangeAspect="1"/>
             </wp:cNvGraphicFramePr>
@@ -687,7 +858,7 @@
               <a:graphicData uri="http://schemas.openxmlformats.org/drawingml/2006/picture">
                 <pic:pic xmlns:pic="http://schemas.openxmlformats.org/drawingml/2006/picture">
                   <pic:nvPicPr>
-                    <pic:cNvPr id="1" name="Image1" descr=""/>
+                    <pic:cNvPr id="1" name="Image1"/>
                     <pic:cNvPicPr>
                       <a:picLocks noChangeAspect="1" noChangeArrowheads="1"/>
                     </pic:cNvPicPr>
@@ -737,8 +908,8 @@
         <w:pStyle w:val="FirstParagraph"/>
         <w:rPr/>
       </w:pPr>
-      <w:bookmarkStart w:id="14" w:name="rozdział-3.-architektura-systemu_Copy_1"/>
-      <w:bookmarkStart w:id="15" w:name="Xf66fb591644f2db2df69d1d3a68e17ecdc400a1"/>
+      <w:bookmarkStart w:id="14" w:name="Xf66fb591644f2db2df69d1d3a68e17ecdc400a1"/>
+      <w:bookmarkStart w:id="15" w:name="rozdział-3.-architektura-systemu_Copy_1"/>
       <w:bookmarkEnd w:id="14"/>
       <w:bookmarkEnd w:id="15"/>
       <w:r>
@@ -746,7 +917,15 @@
         <w:t>Frontend systemu został zrealizowany jako aplikacja jednostronicowa, przekazując całą logikę renderowania interfejsu (HTML/CSS) do przeglądarki użytkownika. Pozwoliło to na minimalizację opóźnień sieciowych oraz odciążenie serwera API. Do kompilacji wybrano Svelte ze środowiskiem developerskim Vite.</w:t>
         <w:br/>
         <w:br/>
-        <w:t>Struktura katalogowa frontendu korzysta ze standardowego, bazowego szablonu frameworka, stworzonego przez menedżer Vite. Cała logika biznesowa projektu znajduje się w katalogu frontend/src/. Wygenerowane przez środowisko startowe pliki konfiguracyjne, takie jak vite.config.js czy svelte.config.js, zostały pozostawione nietknięte.</w:t>
+        <w:t>Struktura katalogowa frontendu korzysta ze standardowego, bazowego szablonu frameworka, stworzonego przez menedżer</w:t>
+      </w:r>
+      <w:r>
+        <w:rPr/>
+        <w:t>a</w:t>
+      </w:r>
+      <w:r>
+        <w:rPr/>
+        <w:t xml:space="preserve"> Vite. Cała logika biznesowa projektu znajduje się w katalogu frontend/src/. Wygenerowane przez środowisko startowe pliki konfiguracyjne, takie jak vite.config.js czy svelte.config.js, zostały pozostawione nietknięte.</w:t>
       </w:r>
     </w:p>
     <w:p>
@@ -776,7 +955,15 @@
       </w:pPr>
       <w:r>
         <w:rPr/>
-        <w:t>store.js – Pełni funkcję globalnej pamięci (tzw. Svelte Store). Przechowuje m.in. token JWS zalogowanego użytkownika, jego adres e-mail i rolę.</w:t>
+        <w:t>store.js – Pełni funkcję globalnej pamięci (tzw. Svelte Store). Przechowuje m.in. token JW</w:t>
+      </w:r>
+      <w:r>
+        <w:rPr/>
+        <w:t>T</w:t>
+      </w:r>
+      <w:r>
+        <w:rPr/>
+        <w:t xml:space="preserve"> zalogowanego użytkownika, jego adres e-mail i rolę.</w:t>
       </w:r>
     </w:p>
     <w:p>
@@ -841,7 +1028,15 @@
       </w:pPr>
       <w:r>
         <w:rPr/>
-        <w:t xml:space="preserve">MotywWCAG.svelte – Menadżer stylów wizualnych. Za pomocą klas biblioteki Bootstrap 5 wybiera preferowany kontrast i ubarwienie elementów strony. </w:t>
+        <w:t>MotywWCAG.svelte – Men</w:t>
+      </w:r>
+      <w:r>
+        <w:rPr/>
+        <w:t>e</w:t>
+      </w:r>
+      <w:r>
+        <w:rPr/>
+        <w:t xml:space="preserve">dżer stylów wizualnych. Za pomocą klas biblioteki Bootstrap 5 wybiera preferowany kontrast i ubarwienie elementów strony. </w:t>
       </w:r>
     </w:p>
     <w:p>
@@ -861,6 +1056,71 @@
       </w:pPr>
       <w:r>
         <w:rPr/>
+        <w:t>Powiązania między poszczególnymi modułami można zobaczyć na poniższym diagramie:</w:t>
+      </w:r>
+    </w:p>
+    <w:p>
+      <w:pPr>
+        <w:pStyle w:val="BodyText"/>
+        <w:rPr/>
+      </w:pPr>
+      <w:r>
+        <w:rPr/>
+        <w:drawing>
+          <wp:anchor distT="0" distB="0" distL="0" distR="0" simplePos="0" relativeHeight="6" behindDoc="0" locked="0" layoutInCell="0" allowOverlap="1">
+            <wp:simplePos x="0" y="0"/>
+            <wp:positionH relativeFrom="column">
+              <wp:align>center</wp:align>
+            </wp:positionH>
+            <wp:positionV relativeFrom="paragraph">
+              <wp:posOffset>635</wp:posOffset>
+            </wp:positionV>
+            <wp:extent cx="5943600" cy="3950970"/>
+            <wp:effectExtent l="0" t="0" r="0" b="0"/>
+            <wp:wrapSquare wrapText="largest"/>
+            <wp:docPr id="2" name="Image6"/>
+            <wp:cNvGraphicFramePr>
+              <a:graphicFrameLocks xmlns:a="http://schemas.openxmlformats.org/drawingml/2006/main" noChangeAspect="1"/>
+            </wp:cNvGraphicFramePr>
+            <a:graphic xmlns:a="http://schemas.openxmlformats.org/drawingml/2006/main">
+              <a:graphicData uri="http://schemas.openxmlformats.org/drawingml/2006/picture">
+                <pic:pic xmlns:pic="http://schemas.openxmlformats.org/drawingml/2006/picture">
+                  <pic:nvPicPr>
+                    <pic:cNvPr id="2" name="Image6"/>
+                    <pic:cNvPicPr>
+                      <a:picLocks noChangeAspect="1" noChangeArrowheads="1"/>
+                    </pic:cNvPicPr>
+                  </pic:nvPicPr>
+                  <pic:blipFill>
+                    <a:blip r:embed="rId3"/>
+                    <a:stretch>
+                      <a:fillRect/>
+                    </a:stretch>
+                  </pic:blipFill>
+                  <pic:spPr bwMode="auto">
+                    <a:xfrm>
+                      <a:off x="0" y="0"/>
+                      <a:ext cx="5943600" cy="3950970"/>
+                    </a:xfrm>
+                    <a:prstGeom prst="rect">
+                      <a:avLst/>
+                    </a:prstGeom>
+                    <a:noFill/>
+                  </pic:spPr>
+                </pic:pic>
+              </a:graphicData>
+            </a:graphic>
+          </wp:anchor>
+        </w:drawing>
+      </w:r>
+    </w:p>
+    <w:p>
+      <w:pPr>
+        <w:pStyle w:val="BodyText"/>
+        <w:rPr/>
+      </w:pPr>
+      <w:r>
+        <w:rPr/>
       </w:r>
     </w:p>
     <w:p>
@@ -868,11 +1128,340 @@
         <w:pStyle w:val="Heading2"/>
         <w:rPr/>
       </w:pPr>
-      <w:bookmarkStart w:id="16" w:name="__RefHeading___Toc126_1705759219"/>
+      <w:bookmarkStart w:id="16" w:name="__RefHeading___Toc126_1705759219_Copy_1"/>
       <w:bookmarkEnd w:id="16"/>
       <w:r>
         <w:rPr/>
-        <w:t>Rozdział 4. Bibliografia i użyte strony</w:t>
+        <w:t xml:space="preserve">Rozdział </w:t>
+      </w:r>
+      <w:r>
+        <w:rPr/>
+        <w:t>4</w:t>
+      </w:r>
+      <w:r>
+        <w:rPr/>
+        <w:t xml:space="preserve">. </w:t>
+      </w:r>
+      <w:r>
+        <w:rPr/>
+        <w:t>Opis i podział strony</w:t>
+      </w:r>
+    </w:p>
+    <w:p>
+      <w:pPr>
+        <w:pStyle w:val="BodyText"/>
+        <w:rPr/>
+      </w:pPr>
+      <w:r>
+        <w:rPr/>
+        <w:t xml:space="preserve">Strona zawiera zawsze znajdujący się na górze pasek nawigacyjny z nazwą serwisu, zakładkami i przyciskami zmiany motywu i logowania za pomocą autentykacji Google. W zakładce “Kolekcja zdjęć” umieszczony jest główny widok galerii, gdzie można przeglądać zdjęcia. Do pomocy w wyszukaniu interesujących użytkownika zdjęć dodano mapę, po której można się przemieszczać i zmieniać przybliżenie (zdjęcia wyświetlane będą pochodzić tylko z widocznego obszaru) oraz pasek z filtrami (wyszukiwanie frazy, wybór kategorii czy okresu historycznego). </w:t>
+      </w:r>
+    </w:p>
+    <w:p>
+      <w:pPr>
+        <w:pStyle w:val="BodyText"/>
+        <w:rPr/>
+      </w:pPr>
+      <w:r>
+        <w:rPr/>
+      </w:r>
+    </w:p>
+    <w:p>
+      <w:pPr>
+        <w:pStyle w:val="BodyText"/>
+        <w:rPr/>
+      </w:pPr>
+      <w:r>
+        <w:rPr/>
+        <w:drawing>
+          <wp:anchor distT="0" distB="0" distL="0" distR="0" simplePos="0" relativeHeight="3" behindDoc="0" locked="0" layoutInCell="0" allowOverlap="1">
+            <wp:simplePos x="0" y="0"/>
+            <wp:positionH relativeFrom="column">
+              <wp:align>center</wp:align>
+            </wp:positionH>
+            <wp:positionV relativeFrom="paragraph">
+              <wp:posOffset>635</wp:posOffset>
+            </wp:positionV>
+            <wp:extent cx="5943600" cy="5334000"/>
+            <wp:effectExtent l="0" t="0" r="0" b="0"/>
+            <wp:wrapSquare wrapText="largest"/>
+            <wp:docPr id="3" name="Image3"/>
+            <wp:cNvGraphicFramePr>
+              <a:graphicFrameLocks xmlns:a="http://schemas.openxmlformats.org/drawingml/2006/main" noChangeAspect="1"/>
+            </wp:cNvGraphicFramePr>
+            <a:graphic xmlns:a="http://schemas.openxmlformats.org/drawingml/2006/main">
+              <a:graphicData uri="http://schemas.openxmlformats.org/drawingml/2006/picture">
+                <pic:pic xmlns:pic="http://schemas.openxmlformats.org/drawingml/2006/picture">
+                  <pic:nvPicPr>
+                    <pic:cNvPr id="3" name="Image3"/>
+                    <pic:cNvPicPr>
+                      <a:picLocks noChangeAspect="1" noChangeArrowheads="1"/>
+                    </pic:cNvPicPr>
+                  </pic:nvPicPr>
+                  <pic:blipFill>
+                    <a:blip r:embed="rId4"/>
+                    <a:stretch>
+                      <a:fillRect/>
+                    </a:stretch>
+                  </pic:blipFill>
+                  <pic:spPr bwMode="auto">
+                    <a:xfrm>
+                      <a:off x="0" y="0"/>
+                      <a:ext cx="5943600" cy="5334000"/>
+                    </a:xfrm>
+                    <a:prstGeom prst="rect">
+                      <a:avLst/>
+                    </a:prstGeom>
+                    <a:noFill/>
+                  </pic:spPr>
+                </pic:pic>
+              </a:graphicData>
+            </a:graphic>
+          </wp:anchor>
+        </w:drawing>
+      </w:r>
+    </w:p>
+    <w:p>
+      <w:pPr>
+        <w:pStyle w:val="BodyText"/>
+        <w:rPr/>
+      </w:pPr>
+      <w:r>
+        <w:rPr/>
+      </w:r>
+    </w:p>
+    <w:p>
+      <w:pPr>
+        <w:pStyle w:val="BodyText"/>
+        <w:rPr/>
+      </w:pPr>
+      <w:r>
+        <w:rPr/>
+        <w:t>Po zalogowaniu użytkownik może wejść do zakładki “Panel Twórcy/Admina” w którym dostaje formularz do dodawania nowych zdjęć do serwisu oraz zakładkę zarządzania, gdzie może edytować bądź usuwać swoje zdjęcia. Administrator w tym widoku dostaje również możliwość modyfikowania i usuwania wszystkich zdjęć w archiwum (wyświetlają się mu w kolejności dodania) oraz blokowania danego użytkownika.</w:t>
+      </w:r>
+    </w:p>
+    <w:p>
+      <w:pPr>
+        <w:pStyle w:val="BodyText"/>
+        <w:rPr/>
+      </w:pPr>
+      <w:r>
+        <w:rPr/>
+        <w:drawing>
+          <wp:anchor distT="0" distB="0" distL="0" distR="0" simplePos="0" relativeHeight="5" behindDoc="0" locked="0" layoutInCell="0" allowOverlap="1">
+            <wp:simplePos x="0" y="0"/>
+            <wp:positionH relativeFrom="column">
+              <wp:align>center</wp:align>
+            </wp:positionH>
+            <wp:positionV relativeFrom="paragraph">
+              <wp:posOffset>635</wp:posOffset>
+            </wp:positionV>
+            <wp:extent cx="5943600" cy="4618990"/>
+            <wp:effectExtent l="0" t="0" r="0" b="0"/>
+            <wp:wrapSquare wrapText="largest"/>
+            <wp:docPr id="4" name="Image4"/>
+            <wp:cNvGraphicFramePr>
+              <a:graphicFrameLocks xmlns:a="http://schemas.openxmlformats.org/drawingml/2006/main" noChangeAspect="1"/>
+            </wp:cNvGraphicFramePr>
+            <a:graphic xmlns:a="http://schemas.openxmlformats.org/drawingml/2006/main">
+              <a:graphicData uri="http://schemas.openxmlformats.org/drawingml/2006/picture">
+                <pic:pic xmlns:pic="http://schemas.openxmlformats.org/drawingml/2006/picture">
+                  <pic:nvPicPr>
+                    <pic:cNvPr id="4" name="Image4"/>
+                    <pic:cNvPicPr>
+                      <a:picLocks noChangeAspect="1" noChangeArrowheads="1"/>
+                    </pic:cNvPicPr>
+                  </pic:nvPicPr>
+                  <pic:blipFill>
+                    <a:blip r:embed="rId5"/>
+                    <a:stretch>
+                      <a:fillRect/>
+                    </a:stretch>
+                  </pic:blipFill>
+                  <pic:spPr bwMode="auto">
+                    <a:xfrm>
+                      <a:off x="0" y="0"/>
+                      <a:ext cx="5943600" cy="4618990"/>
+                    </a:xfrm>
+                    <a:prstGeom prst="rect">
+                      <a:avLst/>
+                    </a:prstGeom>
+                    <a:noFill/>
+                  </pic:spPr>
+                </pic:pic>
+              </a:graphicData>
+            </a:graphic>
+          </wp:anchor>
+        </w:drawing>
+      </w:r>
+    </w:p>
+    <w:p>
+      <w:pPr>
+        <w:pStyle w:val="BodyText"/>
+        <w:rPr/>
+      </w:pPr>
+      <w:r>
+        <w:rPr/>
+      </w:r>
+    </w:p>
+    <w:p>
+      <w:pPr>
+        <w:pStyle w:val="BodyText"/>
+        <w:rPr/>
+      </w:pPr>
+      <w:r>
+        <w:drawing>
+          <wp:anchor distT="0" distB="0" distL="0" distR="0" simplePos="0" relativeHeight="4" behindDoc="0" locked="0" layoutInCell="0" allowOverlap="1">
+            <wp:simplePos x="0" y="0"/>
+            <wp:positionH relativeFrom="column">
+              <wp:align>center</wp:align>
+            </wp:positionH>
+            <wp:positionV relativeFrom="paragraph">
+              <wp:posOffset>635</wp:posOffset>
+            </wp:positionV>
+            <wp:extent cx="5943600" cy="2271395"/>
+            <wp:effectExtent l="0" t="0" r="0" b="0"/>
+            <wp:wrapSquare wrapText="largest"/>
+            <wp:docPr id="5" name="Image5"/>
+            <wp:cNvGraphicFramePr>
+              <a:graphicFrameLocks xmlns:a="http://schemas.openxmlformats.org/drawingml/2006/main" noChangeAspect="1"/>
+            </wp:cNvGraphicFramePr>
+            <a:graphic xmlns:a="http://schemas.openxmlformats.org/drawingml/2006/main">
+              <a:graphicData uri="http://schemas.openxmlformats.org/drawingml/2006/picture">
+                <pic:pic xmlns:pic="http://schemas.openxmlformats.org/drawingml/2006/picture">
+                  <pic:nvPicPr>
+                    <pic:cNvPr id="5" name="Image5"/>
+                    <pic:cNvPicPr>
+                      <a:picLocks noChangeAspect="1" noChangeArrowheads="1"/>
+                    </pic:cNvPicPr>
+                  </pic:nvPicPr>
+                  <pic:blipFill>
+                    <a:blip r:embed="rId6"/>
+                    <a:stretch>
+                      <a:fillRect/>
+                    </a:stretch>
+                  </pic:blipFill>
+                  <pic:spPr bwMode="auto">
+                    <a:xfrm>
+                      <a:off x="0" y="0"/>
+                      <a:ext cx="5943600" cy="2271395"/>
+                    </a:xfrm>
+                    <a:prstGeom prst="rect">
+                      <a:avLst/>
+                    </a:prstGeom>
+                    <a:noFill/>
+                  </pic:spPr>
+                </pic:pic>
+              </a:graphicData>
+            </a:graphic>
+          </wp:anchor>
+        </w:drawing>
+      </w:r>
+      <w:r>
+        <w:rPr/>
+        <w:br/>
+      </w:r>
+    </w:p>
+    <w:p>
+      <w:pPr>
+        <w:pStyle w:val="BodyText"/>
+        <w:rPr/>
+      </w:pPr>
+      <w:r>
+        <w:rPr/>
+      </w:r>
+    </w:p>
+    <w:p>
+      <w:pPr>
+        <w:pStyle w:val="BodyText"/>
+        <w:rPr/>
+      </w:pPr>
+      <w:r>
+        <w:rPr/>
+        <w:t xml:space="preserve">Cała strona spełnia wymogi WCAG 2.1 AA. Wymagało to m.in. zadbania o odpowiednią </w:t>
+      </w:r>
+      <w:r>
+        <w:rPr/>
+        <w:t xml:space="preserve">hierarchię </w:t>
+      </w:r>
+      <w:r>
+        <w:rPr/>
+        <w:t xml:space="preserve"> nagłówków, by czytnik ekranów prawidłowo poruszał się po stronie. Strona zawiera również przełącznik motywów z trybem ciemnym i trybem wysokiego kontrastu. Interfejs strony jest w pełni obsługiwalny za pomocą klawiatury (po kolejnych elementach strony można przełączać się przyciskiem TAB i aktywować je przyciskiem ENTER). Zgodność z wymaganiami potwierdzono przy użyciu wtyczki do przeglądarki WAVE:</w:t>
+      </w:r>
+    </w:p>
+    <w:p>
+      <w:pPr>
+        <w:pStyle w:val="BodyText"/>
+        <w:rPr/>
+      </w:pPr>
+      <w:r>
+        <w:rPr/>
+        <w:drawing>
+          <wp:anchor distT="0" distB="0" distL="0" distR="0" simplePos="0" relativeHeight="7" behindDoc="0" locked="0" layoutInCell="0" allowOverlap="1">
+            <wp:simplePos x="0" y="0"/>
+            <wp:positionH relativeFrom="column">
+              <wp:align>center</wp:align>
+            </wp:positionH>
+            <wp:positionV relativeFrom="paragraph">
+              <wp:posOffset>635</wp:posOffset>
+            </wp:positionV>
+            <wp:extent cx="5943600" cy="3146425"/>
+            <wp:effectExtent l="0" t="0" r="0" b="0"/>
+            <wp:wrapSquare wrapText="largest"/>
+            <wp:docPr id="6" name="Image2"/>
+            <wp:cNvGraphicFramePr>
+              <a:graphicFrameLocks xmlns:a="http://schemas.openxmlformats.org/drawingml/2006/main" noChangeAspect="1"/>
+            </wp:cNvGraphicFramePr>
+            <a:graphic xmlns:a="http://schemas.openxmlformats.org/drawingml/2006/main">
+              <a:graphicData uri="http://schemas.openxmlformats.org/drawingml/2006/picture">
+                <pic:pic xmlns:pic="http://schemas.openxmlformats.org/drawingml/2006/picture">
+                  <pic:nvPicPr>
+                    <pic:cNvPr id="6" name="Image2"/>
+                    <pic:cNvPicPr>
+                      <a:picLocks noChangeAspect="1" noChangeArrowheads="1"/>
+                    </pic:cNvPicPr>
+                  </pic:nvPicPr>
+                  <pic:blipFill>
+                    <a:blip r:embed="rId7"/>
+                    <a:stretch>
+                      <a:fillRect/>
+                    </a:stretch>
+                  </pic:blipFill>
+                  <pic:spPr bwMode="auto">
+                    <a:xfrm>
+                      <a:off x="0" y="0"/>
+                      <a:ext cx="5943600" cy="3146425"/>
+                    </a:xfrm>
+                    <a:prstGeom prst="rect">
+                      <a:avLst/>
+                    </a:prstGeom>
+                    <a:noFill/>
+                  </pic:spPr>
+                </pic:pic>
+              </a:graphicData>
+            </a:graphic>
+          </wp:anchor>
+        </w:drawing>
+      </w:r>
+    </w:p>
+    <w:p>
+      <w:pPr>
+        <w:pStyle w:val="Heading2"/>
+        <w:rPr/>
+      </w:pPr>
+      <w:bookmarkStart w:id="17" w:name="__RefHeading___Toc126_1705759219"/>
+      <w:bookmarkEnd w:id="17"/>
+      <w:r>
+        <w:rPr/>
+        <w:t xml:space="preserve">Rozdział </w:t>
+      </w:r>
+      <w:r>
+        <w:rPr/>
+        <w:t>5</w:t>
+      </w:r>
+      <w:r>
+        <w:rPr/>
+        <w:t>. Bibliografia i użyte strony</w:t>
       </w:r>
     </w:p>
     <w:p>
@@ -952,7 +1541,7 @@
       </w:pPr>
       <w:r>
         <w:rPr/>
-        <w:t>Strona za pomocą której wygenerowano diagram bazy danych - https://www.mermaidonline.live/mermaid-to-image</w:t>
+        <w:t>Strona za pomocą której wygenerowano diagram bazy danych  - https://www.mermaidonline.live/mermaid-to-image</w:t>
       </w:r>
     </w:p>
     <w:p>
@@ -961,14 +1550,14 @@
         <w:spacing w:before="180" w:after="180"/>
         <w:rPr/>
       </w:pPr>
-      <w:bookmarkStart w:id="17" w:name="rozdział-4.-bibliografia"/>
       <w:bookmarkStart w:id="18" w:name="X2a3ddc3370cf03b8298d2a1e917b4dcf0c43509"/>
+      <w:bookmarkStart w:id="19" w:name="rozdział-4.-bibliografia"/>
       <w:r>
         <w:rPr/>
         <w:t>Wtyczki WAVE ze strony WebAIM - https://wave.webaim.org/</w:t>
       </w:r>
-      <w:bookmarkEnd w:id="17"/>
       <w:bookmarkEnd w:id="18"/>
+      <w:bookmarkEnd w:id="19"/>
     </w:p>
     <w:sectPr>
       <w:type w:val="nextPage"/>
@@ -988,7 +1577,7 @@
   <w:docDefaults>
     <w:rPrDefault>
       <w:rPr>
-        <w:rFonts w:ascii="Cambria" w:hAnsi="Cambria" w:eastAsia="Cambria" w:cs="" w:asciiTheme="minorHAnsi" w:cstheme="minorBidi" w:eastAsiaTheme="minorHAnsi" w:hAnsiTheme="minorHAnsi"/>
+        <w:rFonts w:ascii="Cambria" w:hAnsi="Cambria" w:eastAsia="Cambria" w:cs="Tahoma"/>
         <w:sz w:val="24"/>
         <w:szCs w:val="24"/>
         <w:lang w:val="en-US" w:eastAsia="en-US" w:bidi="ar-SA"/>
@@ -1000,19 +1589,21 @@
       </w:pPr>
     </w:pPrDefault>
   </w:docDefaults>
-  <w:latentStyles w:defLockedState="0" w:defUIPriority="0" w:defSemiHidden="0" w:defUnhideWhenUsed="0" w:defQFormat="0" w:count="276"/>
-  <w:style w:type="paragraph" w:styleId="Normal" w:default="1">
+  <w:style w:type="paragraph" w:styleId="Normal">
     <w:name w:val="Normal"/>
     <w:qFormat/>
     <w:pPr>
       <w:widowControl/>
       <w:suppressAutoHyphens w:val="true"/>
+      <w:kinsoku w:val="true"/>
+      <w:overflowPunct w:val="true"/>
+      <w:autoSpaceDE w:val="true"/>
       <w:bidi w:val="0"/>
       <w:spacing w:before="0" w:after="200"/>
       <w:jc w:val="left"/>
     </w:pPr>
     <w:rPr>
-      <w:rFonts w:ascii="Cambria" w:hAnsi="Cambria" w:eastAsia="Cambria" w:cs="" w:asciiTheme="minorHAnsi" w:cstheme="minorBidi" w:eastAsiaTheme="minorHAnsi" w:hAnsiTheme="minorHAnsi"/>
+      <w:rFonts w:ascii="Cambria" w:hAnsi="Cambria" w:eastAsia="Cambria" w:cs="Tahoma"/>
       <w:color w:val="auto"/>
       <w:kern w:val="0"/>
       <w:sz w:val="24"/>
@@ -1024,16 +1615,19 @@
     <w:name w:val="heading 1"/>
     <w:basedOn w:val="Normal"/>
     <w:next w:val="BodyText"/>
-    <w:uiPriority w:val="9"/>
     <w:qFormat/>
     <w:pPr>
       <w:keepNext w:val="true"/>
       <w:keepLines/>
+      <w:numPr>
+        <w:ilvl w:val="0"/>
+        <w:numId w:val="0"/>
+      </w:numPr>
       <w:spacing w:before="480" w:after="0"/>
       <w:outlineLvl w:val="0"/>
     </w:pPr>
     <w:rPr>
-      <w:rFonts w:ascii="Calibri" w:hAnsi="Calibri" w:eastAsia="" w:cs="" w:asciiTheme="majorHAnsi" w:cstheme="majorBidi" w:eastAsiaTheme="majorEastAsia" w:hAnsiTheme="majorHAnsi"/>
+      <w:rFonts w:ascii="Calibri" w:hAnsi="Calibri" w:eastAsia="Cambria" w:cs="Tahoma"/>
       <w:b/>
       <w:bCs/>
       <w:color w:themeColor="accent1" w:val="4F81BD"/>
@@ -1045,17 +1639,19 @@
     <w:name w:val="heading 2"/>
     <w:basedOn w:val="Normal"/>
     <w:next w:val="BodyText"/>
-    <w:uiPriority w:val="9"/>
-    <w:unhideWhenUsed/>
     <w:qFormat/>
     <w:pPr>
       <w:keepNext w:val="true"/>
       <w:keepLines/>
+      <w:numPr>
+        <w:ilvl w:val="0"/>
+        <w:numId w:val="0"/>
+      </w:numPr>
       <w:spacing w:before="200" w:after="0"/>
       <w:outlineLvl w:val="1"/>
     </w:pPr>
     <w:rPr>
-      <w:rFonts w:ascii="Calibri" w:hAnsi="Calibri" w:eastAsia="" w:cs="" w:asciiTheme="majorHAnsi" w:cstheme="majorBidi" w:eastAsiaTheme="majorEastAsia" w:hAnsiTheme="majorHAnsi"/>
+      <w:rFonts w:ascii="Calibri" w:hAnsi="Calibri" w:eastAsia="Cambria" w:cs="Tahoma"/>
       <w:b/>
       <w:bCs/>
       <w:color w:themeColor="accent1" w:val="4F81BD"/>
@@ -1067,17 +1663,19 @@
     <w:name w:val="heading 3"/>
     <w:basedOn w:val="Normal"/>
     <w:next w:val="BodyText"/>
-    <w:uiPriority w:val="9"/>
-    <w:unhideWhenUsed/>
     <w:qFormat/>
     <w:pPr>
       <w:keepNext w:val="true"/>
       <w:keepLines/>
+      <w:numPr>
+        <w:ilvl w:val="0"/>
+        <w:numId w:val="0"/>
+      </w:numPr>
       <w:spacing w:before="200" w:after="0"/>
       <w:outlineLvl w:val="2"/>
     </w:pPr>
     <w:rPr>
-      <w:rFonts w:ascii="Calibri" w:hAnsi="Calibri" w:eastAsia="" w:cs="" w:asciiTheme="majorHAnsi" w:cstheme="majorBidi" w:eastAsiaTheme="majorEastAsia" w:hAnsiTheme="majorHAnsi"/>
+      <w:rFonts w:ascii="Calibri" w:hAnsi="Calibri" w:eastAsia="Cambria" w:cs="Tahoma"/>
       <w:b/>
       <w:bCs/>
       <w:color w:themeColor="accent1" w:val="4F81BD"/>
@@ -1089,17 +1687,19 @@
     <w:name w:val="heading 4"/>
     <w:basedOn w:val="Normal"/>
     <w:next w:val="BodyText"/>
-    <w:uiPriority w:val="9"/>
-    <w:unhideWhenUsed/>
     <w:qFormat/>
     <w:pPr>
       <w:keepNext w:val="true"/>
       <w:keepLines/>
+      <w:numPr>
+        <w:ilvl w:val="0"/>
+        <w:numId w:val="0"/>
+      </w:numPr>
       <w:spacing w:before="200" w:after="0"/>
       <w:outlineLvl w:val="3"/>
     </w:pPr>
     <w:rPr>
-      <w:rFonts w:ascii="Calibri" w:hAnsi="Calibri" w:eastAsia="" w:cs="" w:asciiTheme="majorHAnsi" w:cstheme="majorBidi" w:eastAsiaTheme="majorEastAsia" w:hAnsiTheme="majorHAnsi"/>
+      <w:rFonts w:ascii="Calibri" w:hAnsi="Calibri" w:eastAsia="Cambria" w:cs="Tahoma"/>
       <w:bCs/>
       <w:i/>
       <w:color w:themeColor="accent1" w:val="4F81BD"/>
@@ -1111,17 +1711,19 @@
     <w:name w:val="heading 5"/>
     <w:basedOn w:val="Normal"/>
     <w:next w:val="BodyText"/>
-    <w:uiPriority w:val="9"/>
-    <w:unhideWhenUsed/>
     <w:qFormat/>
     <w:pPr>
       <w:keepNext w:val="true"/>
       <w:keepLines/>
+      <w:numPr>
+        <w:ilvl w:val="0"/>
+        <w:numId w:val="0"/>
+      </w:numPr>
       <w:spacing w:before="200" w:after="0"/>
       <w:outlineLvl w:val="4"/>
     </w:pPr>
     <w:rPr>
-      <w:rFonts w:ascii="Calibri" w:hAnsi="Calibri" w:eastAsia="" w:cs="" w:asciiTheme="majorHAnsi" w:cstheme="majorBidi" w:eastAsiaTheme="majorEastAsia" w:hAnsiTheme="majorHAnsi"/>
+      <w:rFonts w:ascii="Calibri" w:hAnsi="Calibri" w:eastAsia="Cambria" w:cs="Tahoma"/>
       <w:iCs/>
       <w:color w:themeColor="accent1" w:val="4F81BD"/>
       <w:sz w:val="24"/>
@@ -1132,17 +1734,19 @@
     <w:name w:val="heading 6"/>
     <w:basedOn w:val="Normal"/>
     <w:next w:val="BodyText"/>
-    <w:uiPriority w:val="9"/>
-    <w:unhideWhenUsed/>
     <w:qFormat/>
     <w:pPr>
       <w:keepNext w:val="true"/>
       <w:keepLines/>
+      <w:numPr>
+        <w:ilvl w:val="0"/>
+        <w:numId w:val="0"/>
+      </w:numPr>
       <w:spacing w:before="200" w:after="0"/>
       <w:outlineLvl w:val="5"/>
     </w:pPr>
     <w:rPr>
-      <w:rFonts w:ascii="Calibri" w:hAnsi="Calibri" w:eastAsia="" w:cs="" w:asciiTheme="majorHAnsi" w:cstheme="majorBidi" w:eastAsiaTheme="majorEastAsia" w:hAnsiTheme="majorHAnsi"/>
+      <w:rFonts w:ascii="Calibri" w:hAnsi="Calibri" w:eastAsia="Cambria" w:cs="Tahoma"/>
       <w:color w:themeColor="accent1" w:val="4F81BD"/>
       <w:sz w:val="24"/>
       <w:szCs w:val="24"/>
@@ -1152,17 +1756,19 @@
     <w:name w:val="heading 7"/>
     <w:basedOn w:val="Normal"/>
     <w:next w:val="BodyText"/>
-    <w:uiPriority w:val="9"/>
-    <w:unhideWhenUsed/>
     <w:qFormat/>
     <w:pPr>
       <w:keepNext w:val="true"/>
       <w:keepLines/>
+      <w:numPr>
+        <w:ilvl w:val="0"/>
+        <w:numId w:val="0"/>
+      </w:numPr>
       <w:spacing w:before="200" w:after="0"/>
       <w:outlineLvl w:val="6"/>
     </w:pPr>
     <w:rPr>
-      <w:rFonts w:ascii="Calibri" w:hAnsi="Calibri" w:eastAsia="" w:cs="" w:asciiTheme="majorHAnsi" w:cstheme="majorBidi" w:eastAsiaTheme="majorEastAsia" w:hAnsiTheme="majorHAnsi"/>
+      <w:rFonts w:ascii="Calibri" w:hAnsi="Calibri" w:eastAsia="Cambria" w:cs="Tahoma"/>
       <w:color w:themeColor="accent1" w:val="4F81BD"/>
       <w:sz w:val="24"/>
       <w:szCs w:val="24"/>
@@ -1172,17 +1778,19 @@
     <w:name w:val="heading 8"/>
     <w:basedOn w:val="Normal"/>
     <w:next w:val="BodyText"/>
-    <w:uiPriority w:val="9"/>
-    <w:unhideWhenUsed/>
     <w:qFormat/>
     <w:pPr>
       <w:keepNext w:val="true"/>
       <w:keepLines/>
+      <w:numPr>
+        <w:ilvl w:val="0"/>
+        <w:numId w:val="0"/>
+      </w:numPr>
       <w:spacing w:before="200" w:after="0"/>
       <w:outlineLvl w:val="7"/>
     </w:pPr>
     <w:rPr>
-      <w:rFonts w:ascii="Calibri" w:hAnsi="Calibri" w:eastAsia="" w:cs="" w:asciiTheme="majorHAnsi" w:cstheme="majorBidi" w:eastAsiaTheme="majorEastAsia" w:hAnsiTheme="majorHAnsi"/>
+      <w:rFonts w:ascii="Calibri" w:hAnsi="Calibri" w:eastAsia="Cambria" w:cs="Tahoma"/>
       <w:color w:themeColor="accent1" w:val="4F81BD"/>
       <w:sz w:val="24"/>
       <w:szCs w:val="24"/>
@@ -1192,36 +1800,36 @@
     <w:name w:val="heading 9"/>
     <w:basedOn w:val="Normal"/>
     <w:next w:val="BodyText"/>
-    <w:uiPriority w:val="9"/>
-    <w:unhideWhenUsed/>
     <w:qFormat/>
     <w:pPr>
       <w:keepNext w:val="true"/>
       <w:keepLines/>
+      <w:numPr>
+        <w:ilvl w:val="0"/>
+        <w:numId w:val="0"/>
+      </w:numPr>
       <w:spacing w:before="200" w:after="0"/>
       <w:outlineLvl w:val="8"/>
     </w:pPr>
     <w:rPr>
-      <w:rFonts w:ascii="Calibri" w:hAnsi="Calibri" w:eastAsia="" w:cs="" w:asciiTheme="majorHAnsi" w:cstheme="majorBidi" w:eastAsiaTheme="majorEastAsia" w:hAnsiTheme="majorHAnsi"/>
+      <w:rFonts w:ascii="Calibri" w:hAnsi="Calibri" w:eastAsia="Cambria" w:cs="Tahoma"/>
       <w:color w:themeColor="accent1" w:val="4F81BD"/>
       <w:sz w:val="24"/>
       <w:szCs w:val="24"/>
     </w:rPr>
   </w:style>
-  <w:style w:type="character" w:styleId="DefaultParagraphFont" w:default="1">
+  <w:style w:type="character" w:styleId="DefaultParagraphFont">
     <w:name w:val="Default Paragraph Font"/>
-    <w:semiHidden/>
-    <w:unhideWhenUsed/>
     <w:qFormat/>
     <w:rPr/>
   </w:style>
-  <w:style w:type="character" w:styleId="BodyTextChar" w:customStyle="1">
+  <w:style w:type="character" w:styleId="BodyTextChar">
     <w:name w:val="Body Text Char"/>
     <w:basedOn w:val="DefaultParagraphFont"/>
     <w:qFormat/>
     <w:rPr/>
   </w:style>
-  <w:style w:type="character" w:styleId="VerbatimChar" w:customStyle="1">
+  <w:style w:type="character" w:styleId="VerbatimChar">
     <w:name w:val="Verbatim Char"/>
     <w:basedOn w:val="BodyTextChar"/>
     <w:qFormat/>
@@ -1230,21 +1838,21 @@
       <w:sz w:val="22"/>
     </w:rPr>
   </w:style>
-  <w:style w:type="character" w:styleId="SectionNumber" w:customStyle="1">
+  <w:style w:type="character" w:styleId="SectionNumber">
     <w:name w:val="Section Number"/>
     <w:basedOn w:val="BodyTextChar"/>
     <w:qFormat/>
     <w:rPr/>
   </w:style>
+  <w:style w:type="character" w:styleId="FootnoteCharactersuser">
+    <w:name w:val="Footnote Characters (user)"/>
+    <w:qFormat/>
+    <w:rPr>
+      <w:vertAlign w:val="superscript"/>
+    </w:rPr>
+  </w:style>
   <w:style w:type="character" w:styleId="FootnoteCharacters">
     <w:name w:val="Footnote Characters"/>
-    <w:qFormat/>
-    <w:rPr>
-      <w:vertAlign w:val="superscript"/>
-    </w:rPr>
-  </w:style>
-  <w:style w:type="character" w:styleId="FootnoteCharactersuser">
-    <w:name w:val="Footnote Characters (user)"/>
     <w:qFormat/>
     <w:rPr>
       <w:vertAlign w:val="superscript"/>
@@ -1263,7 +1871,7 @@
       <w:color w:themeColor="accent1" w:val="4F81BD"/>
     </w:rPr>
   </w:style>
-  <w:style w:type="character" w:styleId="KeywordTok" w:customStyle="1">
+  <w:style w:type="character" w:styleId="KeywordTok">
     <w:name w:val="KeywordTok"/>
     <w:basedOn w:val="VerbatimChar"/>
     <w:qFormat/>
@@ -1272,7 +1880,7 @@
       <w:color w:val="007020"/>
     </w:rPr>
   </w:style>
-  <w:style w:type="character" w:styleId="DataTypeTok" w:customStyle="1">
+  <w:style w:type="character" w:styleId="DataTypeTok">
     <w:name w:val="DataTypeTok"/>
     <w:basedOn w:val="VerbatimChar"/>
     <w:qFormat/>
@@ -1280,7 +1888,7 @@
       <w:color w:val="902000"/>
     </w:rPr>
   </w:style>
-  <w:style w:type="character" w:styleId="DecValTok" w:customStyle="1">
+  <w:style w:type="character" w:styleId="DecValTok">
     <w:name w:val="DecValTok"/>
     <w:basedOn w:val="VerbatimChar"/>
     <w:qFormat/>
@@ -1288,7 +1896,7 @@
       <w:color w:val="40A070"/>
     </w:rPr>
   </w:style>
-  <w:style w:type="character" w:styleId="BaseNTok" w:customStyle="1">
+  <w:style w:type="character" w:styleId="BaseNTok">
     <w:name w:val="BaseNTok"/>
     <w:basedOn w:val="VerbatimChar"/>
     <w:qFormat/>
@@ -1296,7 +1904,7 @@
       <w:color w:val="40A070"/>
     </w:rPr>
   </w:style>
-  <w:style w:type="character" w:styleId="FloatTok" w:customStyle="1">
+  <w:style w:type="character" w:styleId="FloatTok">
     <w:name w:val="FloatTok"/>
     <w:basedOn w:val="VerbatimChar"/>
     <w:qFormat/>
@@ -1304,7 +1912,7 @@
       <w:color w:val="40A070"/>
     </w:rPr>
   </w:style>
-  <w:style w:type="character" w:styleId="ConstantTok" w:customStyle="1">
+  <w:style w:type="character" w:styleId="ConstantTok">
     <w:name w:val="ConstantTok"/>
     <w:basedOn w:val="VerbatimChar"/>
     <w:qFormat/>
@@ -1312,7 +1920,7 @@
       <w:color w:val="880000"/>
     </w:rPr>
   </w:style>
-  <w:style w:type="character" w:styleId="CharTok" w:customStyle="1">
+  <w:style w:type="character" w:styleId="CharTok">
     <w:name w:val="CharTok"/>
     <w:basedOn w:val="VerbatimChar"/>
     <w:qFormat/>
@@ -1320,7 +1928,7 @@
       <w:color w:val="4070A0"/>
     </w:rPr>
   </w:style>
-  <w:style w:type="character" w:styleId="SpecialCharTok" w:customStyle="1">
+  <w:style w:type="character" w:styleId="SpecialCharTok">
     <w:name w:val="SpecialCharTok"/>
     <w:basedOn w:val="VerbatimChar"/>
     <w:qFormat/>
@@ -1328,7 +1936,7 @@
       <w:color w:val="4070A0"/>
     </w:rPr>
   </w:style>
-  <w:style w:type="character" w:styleId="StringTok" w:customStyle="1">
+  <w:style w:type="character" w:styleId="StringTok">
     <w:name w:val="StringTok"/>
     <w:basedOn w:val="VerbatimChar"/>
     <w:qFormat/>
@@ -1336,7 +1944,7 @@
       <w:color w:val="4070A0"/>
     </w:rPr>
   </w:style>
-  <w:style w:type="character" w:styleId="VerbatimStringTok" w:customStyle="1">
+  <w:style w:type="character" w:styleId="VerbatimStringTok">
     <w:name w:val="VerbatimStringTok"/>
     <w:basedOn w:val="VerbatimChar"/>
     <w:qFormat/>
@@ -1344,7 +1952,7 @@
       <w:color w:val="4070A0"/>
     </w:rPr>
   </w:style>
-  <w:style w:type="character" w:styleId="SpecialStringTok" w:customStyle="1">
+  <w:style w:type="character" w:styleId="SpecialStringTok">
     <w:name w:val="SpecialStringTok"/>
     <w:basedOn w:val="VerbatimChar"/>
     <w:qFormat/>
@@ -1352,7 +1960,7 @@
       <w:color w:val="BB6688"/>
     </w:rPr>
   </w:style>
-  <w:style w:type="character" w:styleId="ImportTok" w:customStyle="1">
+  <w:style w:type="character" w:styleId="ImportTok">
     <w:name w:val="ImportTok"/>
     <w:basedOn w:val="VerbatimChar"/>
     <w:qFormat/>
@@ -1361,7 +1969,7 @@
       <w:color w:val="008000"/>
     </w:rPr>
   </w:style>
-  <w:style w:type="character" w:styleId="CommentTok" w:customStyle="1">
+  <w:style w:type="character" w:styleId="CommentTok">
     <w:name w:val="CommentTok"/>
     <w:basedOn w:val="VerbatimChar"/>
     <w:qFormat/>
@@ -1370,7 +1978,7 @@
       <w:color w:val="60A0B0"/>
     </w:rPr>
   </w:style>
-  <w:style w:type="character" w:styleId="DocumentationTok" w:customStyle="1">
+  <w:style w:type="character" w:styleId="DocumentationTok">
     <w:name w:val="DocumentationTok"/>
     <w:basedOn w:val="VerbatimChar"/>
     <w:qFormat/>
@@ -1379,7 +1987,7 @@
       <w:color w:val="BA2121"/>
     </w:rPr>
   </w:style>
-  <w:style w:type="character" w:styleId="AnnotationTok" w:customStyle="1">
+  <w:style w:type="character" w:styleId="AnnotationTok">
     <w:name w:val="AnnotationTok"/>
     <w:basedOn w:val="VerbatimChar"/>
     <w:qFormat/>
@@ -1389,7 +1997,7 @@
       <w:color w:val="60A0B0"/>
     </w:rPr>
   </w:style>
-  <w:style w:type="character" w:styleId="CommentVarTok" w:customStyle="1">
+  <w:style w:type="character" w:styleId="CommentVarTok">
     <w:name w:val="CommentVarTok"/>
     <w:basedOn w:val="VerbatimChar"/>
     <w:qFormat/>
@@ -1399,7 +2007,7 @@
       <w:color w:val="60A0B0"/>
     </w:rPr>
   </w:style>
-  <w:style w:type="character" w:styleId="OtherTok" w:customStyle="1">
+  <w:style w:type="character" w:styleId="OtherTok">
     <w:name w:val="OtherTok"/>
     <w:basedOn w:val="VerbatimChar"/>
     <w:qFormat/>
@@ -1407,7 +2015,7 @@
       <w:color w:val="007020"/>
     </w:rPr>
   </w:style>
-  <w:style w:type="character" w:styleId="FunctionTok" w:customStyle="1">
+  <w:style w:type="character" w:styleId="FunctionTok">
     <w:name w:val="FunctionTok"/>
     <w:basedOn w:val="VerbatimChar"/>
     <w:qFormat/>
@@ -1415,7 +2023,7 @@
       <w:color w:val="06287E"/>
     </w:rPr>
   </w:style>
-  <w:style w:type="character" w:styleId="VariableTok" w:customStyle="1">
+  <w:style w:type="character" w:styleId="VariableTok">
     <w:name w:val="VariableTok"/>
     <w:basedOn w:val="VerbatimChar"/>
     <w:qFormat/>
@@ -1423,7 +2031,7 @@
       <w:color w:val="19177C"/>
     </w:rPr>
   </w:style>
-  <w:style w:type="character" w:styleId="ControlFlowTok" w:customStyle="1">
+  <w:style w:type="character" w:styleId="ControlFlowTok">
     <w:name w:val="ControlFlowTok"/>
     <w:basedOn w:val="VerbatimChar"/>
     <w:qFormat/>
@@ -1432,7 +2040,7 @@
       <w:color w:val="007020"/>
     </w:rPr>
   </w:style>
-  <w:style w:type="character" w:styleId="OperatorTok" w:customStyle="1">
+  <w:style w:type="character" w:styleId="OperatorTok">
     <w:name w:val="OperatorTok"/>
     <w:basedOn w:val="VerbatimChar"/>
     <w:qFormat/>
@@ -1440,7 +2048,7 @@
       <w:color w:val="666666"/>
     </w:rPr>
   </w:style>
-  <w:style w:type="character" w:styleId="BuiltInTok" w:customStyle="1">
+  <w:style w:type="character" w:styleId="BuiltInTok">
     <w:name w:val="BuiltInTok"/>
     <w:basedOn w:val="VerbatimChar"/>
     <w:qFormat/>
@@ -1448,13 +2056,13 @@
       <w:color w:val="008000"/>
     </w:rPr>
   </w:style>
-  <w:style w:type="character" w:styleId="ExtensionTok" w:customStyle="1">
+  <w:style w:type="character" w:styleId="ExtensionTok">
     <w:name w:val="ExtensionTok"/>
     <w:basedOn w:val="VerbatimChar"/>
     <w:qFormat/>
     <w:rPr/>
   </w:style>
-  <w:style w:type="character" w:styleId="PreprocessorTok" w:customStyle="1">
+  <w:style w:type="character" w:styleId="PreprocessorTok">
     <w:name w:val="PreprocessorTok"/>
     <w:basedOn w:val="VerbatimChar"/>
     <w:qFormat/>
@@ -1462,7 +2070,7 @@
       <w:color w:val="BC7A00"/>
     </w:rPr>
   </w:style>
-  <w:style w:type="character" w:styleId="AttributeTok" w:customStyle="1">
+  <w:style w:type="character" w:styleId="AttributeTok">
     <w:name w:val="AttributeTok"/>
     <w:basedOn w:val="VerbatimChar"/>
     <w:qFormat/>
@@ -1470,13 +2078,13 @@
       <w:color w:val="7D9029"/>
     </w:rPr>
   </w:style>
-  <w:style w:type="character" w:styleId="RegionMarkerTok" w:customStyle="1">
+  <w:style w:type="character" w:styleId="RegionMarkerTok">
     <w:name w:val="RegionMarkerTok"/>
     <w:basedOn w:val="VerbatimChar"/>
     <w:qFormat/>
     <w:rPr/>
   </w:style>
-  <w:style w:type="character" w:styleId="InformationTok" w:customStyle="1">
+  <w:style w:type="character" w:styleId="InformationTok">
     <w:name w:val="InformationTok"/>
     <w:basedOn w:val="VerbatimChar"/>
     <w:qFormat/>
@@ -1486,7 +2094,7 @@
       <w:color w:val="60A0B0"/>
     </w:rPr>
   </w:style>
-  <w:style w:type="character" w:styleId="WarningTok" w:customStyle="1">
+  <w:style w:type="character" w:styleId="WarningTok">
     <w:name w:val="WarningTok"/>
     <w:basedOn w:val="VerbatimChar"/>
     <w:qFormat/>
@@ -1496,7 +2104,7 @@
       <w:color w:val="60A0B0"/>
     </w:rPr>
   </w:style>
-  <w:style w:type="character" w:styleId="AlertTok" w:customStyle="1">
+  <w:style w:type="character" w:styleId="AlertTok">
     <w:name w:val="AlertTok"/>
     <w:basedOn w:val="VerbatimChar"/>
     <w:qFormat/>
@@ -1505,7 +2113,7 @@
       <w:color w:val="FF0000"/>
     </w:rPr>
   </w:style>
-  <w:style w:type="character" w:styleId="ErrorTok" w:customStyle="1">
+  <w:style w:type="character" w:styleId="ErrorTok">
     <w:name w:val="ErrorTok"/>
     <w:basedOn w:val="VerbatimChar"/>
     <w:qFormat/>
@@ -1514,7 +2122,7 @@
       <w:color w:val="FF0000"/>
     </w:rPr>
   </w:style>
-  <w:style w:type="character" w:styleId="NormalTok" w:customStyle="1">
+  <w:style w:type="character" w:styleId="NormalTok">
     <w:name w:val="NormalTok"/>
     <w:basedOn w:val="VerbatimChar"/>
     <w:qFormat/>
@@ -1525,8 +2133,8 @@
     <w:qFormat/>
     <w:rPr/>
   </w:style>
-  <w:style w:type="character" w:styleId="Bullets">
-    <w:name w:val="Bullets"/>
+  <w:style w:type="character" w:styleId="Bulletsuser">
+    <w:name w:val="Bullets (user)"/>
     <w:qFormat/>
     <w:rPr>
       <w:rFonts w:ascii="OpenSymbol" w:hAnsi="OpenSymbol" w:eastAsia="OpenSymbol" w:cs="OpenSymbol"/>
@@ -1556,7 +2164,6 @@
     <w:name w:val="Body Text"/>
     <w:basedOn w:val="Normal"/>
     <w:link w:val="BodyTextChar"/>
-    <w:qFormat/>
     <w:pPr>
       <w:spacing w:before="180" w:after="180"/>
     </w:pPr>
@@ -1593,7 +2200,7 @@
       <w:rFonts w:cs="Arial"/>
     </w:rPr>
   </w:style>
-  <w:style w:type="paragraph" w:styleId="FirstParagraph" w:customStyle="1">
+  <w:style w:type="paragraph" w:styleId="FirstParagraph">
     <w:name w:val="First Paragraph"/>
     <w:basedOn w:val="BodyText"/>
     <w:next w:val="BodyText"/>
@@ -1601,7 +2208,7 @@
     <w:pPr/>
     <w:rPr/>
   </w:style>
-  <w:style w:type="paragraph" w:styleId="Compact" w:customStyle="1">
+  <w:style w:type="paragraph" w:styleId="Compact">
     <w:name w:val="Compact"/>
     <w:basedOn w:val="BodyText"/>
     <w:qFormat/>
@@ -1622,7 +2229,7 @@
       <w:jc w:val="center"/>
     </w:pPr>
     <w:rPr>
-      <w:rFonts w:ascii="Calibri" w:hAnsi="Calibri" w:eastAsia="" w:cs="" w:asciiTheme="majorHAnsi" w:cstheme="majorBidi" w:eastAsiaTheme="majorEastAsia" w:hAnsiTheme="majorHAnsi"/>
+      <w:rFonts w:ascii="Calibri" w:hAnsi="Calibri" w:eastAsia="Cambria" w:cs="Tahoma"/>
       <w:b/>
       <w:bCs/>
       <w:color w:themeColor="accent1" w:themeShade="b5" w:val="345A8A"/>
@@ -1646,7 +2253,7 @@
       <w:szCs w:val="30"/>
     </w:rPr>
   </w:style>
-  <w:style w:type="paragraph" w:styleId="Author" w:customStyle="1">
+  <w:style w:type="paragraph" w:styleId="Author">
     <w:name w:val="Author"/>
     <w:next w:val="BodyText"/>
     <w:qFormat/>
@@ -1655,12 +2262,15 @@
       <w:keepLines/>
       <w:widowControl/>
       <w:suppressAutoHyphens w:val="true"/>
+      <w:kinsoku w:val="true"/>
+      <w:overflowPunct w:val="true"/>
+      <w:autoSpaceDE w:val="true"/>
       <w:bidi w:val="0"/>
       <w:spacing w:before="0" w:after="200"/>
       <w:jc w:val="center"/>
     </w:pPr>
     <w:rPr>
-      <w:rFonts w:ascii="Cambria" w:hAnsi="Cambria" w:eastAsia="Cambria" w:cs="" w:asciiTheme="minorHAnsi" w:cstheme="minorBidi" w:eastAsiaTheme="minorHAnsi" w:hAnsiTheme="minorHAnsi"/>
+      <w:rFonts w:ascii="Cambria" w:hAnsi="Cambria" w:eastAsia="Cambria" w:cs="Tahoma"/>
       <w:color w:val="auto"/>
       <w:kern w:val="0"/>
       <w:sz w:val="24"/>
@@ -1677,12 +2287,15 @@
       <w:keepLines/>
       <w:widowControl/>
       <w:suppressAutoHyphens w:val="true"/>
+      <w:kinsoku w:val="true"/>
+      <w:overflowPunct w:val="true"/>
+      <w:autoSpaceDE w:val="true"/>
       <w:bidi w:val="0"/>
       <w:spacing w:before="0" w:after="200"/>
       <w:jc w:val="center"/>
     </w:pPr>
     <w:rPr>
-      <w:rFonts w:ascii="Cambria" w:hAnsi="Cambria" w:eastAsia="Cambria" w:cs="" w:asciiTheme="minorHAnsi" w:cstheme="minorBidi" w:eastAsiaTheme="minorHAnsi" w:hAnsiTheme="minorHAnsi"/>
+      <w:rFonts w:ascii="Cambria" w:hAnsi="Cambria" w:eastAsia="Cambria" w:cs="Tahoma"/>
       <w:color w:val="auto"/>
       <w:kern w:val="0"/>
       <w:sz w:val="24"/>
@@ -1690,7 +2303,7 @@
       <w:lang w:val="en-US" w:eastAsia="en-US" w:bidi="ar-SA"/>
     </w:rPr>
   </w:style>
-  <w:style w:type="paragraph" w:styleId="AbstractTitle" w:customStyle="1">
+  <w:style w:type="paragraph" w:styleId="AbstractTitle">
     <w:name w:val="Abstract Title"/>
     <w:basedOn w:val="Normal"/>
     <w:next w:val="Abstract"/>
@@ -1708,7 +2321,7 @@
       <w:szCs w:val="20"/>
     </w:rPr>
   </w:style>
-  <w:style w:type="paragraph" w:styleId="Abstract" w:customStyle="1">
+  <w:style w:type="paragraph" w:styleId="Abstract">
     <w:name w:val="Abstract"/>
     <w:basedOn w:val="Normal"/>
     <w:next w:val="BodyText"/>
@@ -1734,8 +2347,6 @@
     <w:name w:val="Block Text"/>
     <w:basedOn w:val="BodyText"/>
     <w:next w:val="BodyText"/>
-    <w:uiPriority w:val="9"/>
-    <w:unhideWhenUsed/>
     <w:qFormat/>
     <w:pPr>
       <w:spacing w:before="100" w:after="100"/>
@@ -1746,27 +2357,25 @@
   <w:style w:type="paragraph" w:styleId="FootnoteText">
     <w:name w:val="footnote text"/>
     <w:basedOn w:val="Normal"/>
-    <w:uiPriority w:val="9"/>
-    <w:unhideWhenUsed/>
-    <w:qFormat/>
     <w:pPr/>
     <w:rPr/>
   </w:style>
   <w:style w:type="paragraph" w:styleId="FootnoteBlockText">
     <w:name w:val="Footnote Block Text"/>
-    <w:uiPriority w:val="9"/>
-    <w:unhideWhenUsed/>
     <w:qFormat/>
     <w:pPr>
       <w:widowControl/>
       <w:suppressAutoHyphens w:val="true"/>
+      <w:kinsoku w:val="true"/>
+      <w:overflowPunct w:val="true"/>
+      <w:autoSpaceDE w:val="true"/>
       <w:bidi w:val="0"/>
       <w:spacing w:before="100" w:after="100"/>
       <w:ind w:hanging="0" w:left="480" w:right="480"/>
       <w:jc w:val="left"/>
     </w:pPr>
     <w:rPr>
-      <w:rFonts w:ascii="Cambria" w:hAnsi="Cambria" w:eastAsia="Cambria" w:cs="" w:asciiTheme="minorHAnsi" w:cstheme="minorBidi" w:eastAsiaTheme="minorHAnsi" w:hAnsiTheme="minorHAnsi"/>
+      <w:rFonts w:ascii="Cambria" w:hAnsi="Cambria" w:eastAsia="Cambria" w:cs="Tahoma"/>
       <w:color w:val="auto"/>
       <w:kern w:val="0"/>
       <w:sz w:val="24"/>
@@ -1774,7 +2383,7 @@
       <w:lang w:val="en-US" w:eastAsia="en-US" w:bidi="ar-SA"/>
     </w:rPr>
   </w:style>
-  <w:style w:type="paragraph" w:styleId="DefinitionTerm" w:customStyle="1">
+  <w:style w:type="paragraph" w:styleId="DefinitionTerm">
     <w:name w:val="Definition Term"/>
     <w:basedOn w:val="Normal"/>
     <w:next w:val="Definition"/>
@@ -1788,14 +2397,14 @@
       <w:b/>
     </w:rPr>
   </w:style>
-  <w:style w:type="paragraph" w:styleId="Definition" w:customStyle="1">
+  <w:style w:type="paragraph" w:styleId="Definition">
     <w:name w:val="Definition"/>
     <w:basedOn w:val="Normal"/>
     <w:qFormat/>
     <w:pPr/>
     <w:rPr/>
   </w:style>
-  <w:style w:type="paragraph" w:styleId="TableCaption" w:customStyle="1">
+  <w:style w:type="paragraph" w:styleId="TableCaption">
     <w:name w:val="Table Caption"/>
     <w:basedOn w:val="Caption"/>
     <w:qFormat/>
@@ -1804,21 +2413,21 @@
     </w:pPr>
     <w:rPr/>
   </w:style>
-  <w:style w:type="paragraph" w:styleId="ImageCaption" w:customStyle="1">
+  <w:style w:type="paragraph" w:styleId="ImageCaption">
     <w:name w:val="Image Caption"/>
     <w:basedOn w:val="Caption"/>
     <w:qFormat/>
     <w:pPr/>
     <w:rPr/>
   </w:style>
-  <w:style w:type="paragraph" w:styleId="Figure" w:customStyle="1">
+  <w:style w:type="paragraph" w:styleId="Figure">
     <w:name w:val="Figure"/>
     <w:basedOn w:val="Normal"/>
     <w:qFormat/>
     <w:pPr/>
     <w:rPr/>
   </w:style>
-  <w:style w:type="paragraph" w:styleId="CaptionedFigure" w:customStyle="1">
+  <w:style w:type="paragraph" w:styleId="CaptionedFigure">
     <w:name w:val="Captioned Figure"/>
     <w:basedOn w:val="Figure"/>
     <w:qFormat/>
@@ -1837,21 +2446,19 @@
     <w:name w:val="TOC Heading"/>
     <w:basedOn w:val="Heading1"/>
     <w:next w:val="BodyText"/>
-    <w:uiPriority w:val="39"/>
-    <w:unhideWhenUsed/>
     <w:qFormat/>
     <w:pPr>
       <w:spacing w:lineRule="auto" w:line="259" w:before="240" w:after="0"/>
       <w:outlineLvl w:val="9"/>
     </w:pPr>
     <w:rPr>
-      <w:rFonts w:ascii="Calibri" w:hAnsi="Calibri" w:eastAsia="" w:cs="" w:asciiTheme="majorHAnsi" w:cstheme="majorBidi" w:eastAsiaTheme="majorEastAsia" w:hAnsiTheme="majorHAnsi"/>
+      <w:rFonts w:ascii="Calibri" w:hAnsi="Calibri" w:eastAsia="Cambria" w:cs="Tahoma"/>
       <w:b w:val="false"/>
       <w:bCs w:val="false"/>
       <w:color w:themeColor="accent1" w:themeShade="bf" w:val="365F91"/>
     </w:rPr>
   </w:style>
-  <w:style w:type="paragraph" w:styleId="SourceCode" w:customStyle="1">
+  <w:style w:type="paragraph" w:styleId="SourceCode">
     <w:name w:val="Source Code"/>
     <w:basedOn w:val="Normal"/>
     <w:link w:val="VerbatimChar"/>
@@ -1894,30 +2501,6 @@
       <w:ind w:hanging="0" w:left="567"/>
     </w:pPr>
     <w:rPr/>
-  </w:style>
-  <w:style w:type="table" w:default="1" w:styleId="Table">
-    <w:name w:val="Table"/>
-    <w:basedOn w:val="TableNormal"/>
-    <w:semiHidden/>
-    <w:unhideWhenUsed/>
-    <w:qFormat/>
-    <w:tblPr>
-      <w:tblCellMar>
-        <w:top w:w="0" w:type="dxa"/>
-        <w:left w:w="108" w:type="dxa"/>
-        <w:bottom w:w="0" w:type="dxa"/>
-        <w:right w:w="108" w:type="dxa"/>
-      </w:tblCellMar>
-    </w:tblPr>
-    <w:tblStylePr w:type="firstRow">
-      <w:tblPr/>
-      <w:tcPr>
-        <w:tcBorders>
-          <w:bottom w:val="single"/>
-        </w:tcBorders>
-        <w:vAlign w:val="bottom"/>
-      </w:tcPr>
-    </w:tblStylePr>
   </w:style>
 </w:styles>
 </file>
@@ -1965,14 +2548,14 @@
     </a:clrScheme>
     <a:fontScheme name="Office">
       <a:majorFont>
-        <a:latin typeface="Calibri" pitchFamily="0" charset="1"/>
-        <a:ea typeface=""/>
-        <a:cs typeface=""/>
+        <a:latin typeface="Arial" pitchFamily="0" charset="1"/>
+        <a:ea typeface="DejaVu Sans" pitchFamily="0" charset="1"/>
+        <a:cs typeface="DejaVu Sans" pitchFamily="0" charset="1"/>
       </a:majorFont>
       <a:minorFont>
-        <a:latin typeface="Cambria" pitchFamily="0" charset="1"/>
-        <a:ea typeface=""/>
-        <a:cs typeface=""/>
+        <a:latin typeface="Arial" pitchFamily="0" charset="1"/>
+        <a:ea typeface="DejaVu Sans" pitchFamily="0" charset="1"/>
+        <a:cs typeface="DejaVu Sans" pitchFamily="0" charset="1"/>
       </a:minorFont>
     </a:fontScheme>
     <a:fmtScheme>
@@ -1980,55 +2563,25 @@
         <a:solidFill>
           <a:schemeClr val="phClr"/>
         </a:solidFill>
-        <a:gradFill>
-          <a:gsLst>
-            <a:gs pos="0">
-              <a:schemeClr val="phClr">
-                <a:tint val="50000"/>
-              </a:schemeClr>
-            </a:gs>
-            <a:gs pos="35000">
-              <a:schemeClr val="phClr">
-                <a:tint val="37000"/>
-              </a:schemeClr>
-            </a:gs>
-            <a:gs pos="100000">
-              <a:schemeClr val="phClr">
-                <a:tint val="15000"/>
-              </a:schemeClr>
-            </a:gs>
-          </a:gsLst>
-          <a:lin ang="16200000" scaled="1"/>
-          <a:tileRect l="0" t="0" r="0" b="0"/>
-        </a:gradFill>
-        <a:gradFill>
-          <a:gsLst>
-            <a:gs pos="0">
-              <a:schemeClr val="phClr">
-                <a:tint val="100000"/>
-                <a:shade val="100000"/>
-              </a:schemeClr>
-            </a:gs>
-            <a:gs pos="100000">
-              <a:schemeClr val="phClr">
-                <a:tint val="50000"/>
-                <a:shade val="100000"/>
-              </a:schemeClr>
-            </a:gs>
-          </a:gsLst>
-          <a:lin ang="16200000" scaled="0"/>
-          <a:tileRect l="0" t="0" r="0" b="0"/>
-        </a:gradFill>
+        <a:solidFill>
+          <a:schemeClr val="phClr"/>
+        </a:solidFill>
+        <a:solidFill>
+          <a:schemeClr val="phClr"/>
+        </a:solidFill>
       </a:fillStyleLst>
       <a:lnStyleLst>
-        <a:ln w="9525" cap="flat" cmpd="sng" algn="ctr">
+        <a:ln w="6350" cap="flat" cmpd="sng" algn="ctr">
           <a:prstDash val="solid"/>
+          <a:miter/>
         </a:ln>
-        <a:ln w="25400" cap="flat" cmpd="sng" algn="ctr">
+        <a:ln w="6350" cap="flat" cmpd="sng" algn="ctr">
           <a:prstDash val="solid"/>
+          <a:miter/>
         </a:ln>
-        <a:ln w="38100" cap="flat" cmpd="sng" algn="ctr">
+        <a:ln w="6350" cap="flat" cmpd="sng" algn="ctr">
           <a:prstDash val="solid"/>
+          <a:miter/>
         </a:ln>
       </a:lnStyleLst>
       <a:effectStyleLst>
@@ -2046,48 +2599,12 @@
         <a:solidFill>
           <a:schemeClr val="phClr"/>
         </a:solidFill>
-        <a:gradFill>
-          <a:gsLst>
-            <a:gs pos="0">
-              <a:schemeClr val="phClr">
-                <a:tint val="40000"/>
-              </a:schemeClr>
-            </a:gs>
-            <a:gs pos="40000">
-              <a:schemeClr val="phClr">
-                <a:tint val="45000"/>
-                <a:shade val="99000"/>
-              </a:schemeClr>
-            </a:gs>
-            <a:gs pos="100000">
-              <a:schemeClr val="phClr">
-                <a:shade val="20000"/>
-              </a:schemeClr>
-            </a:gs>
-          </a:gsLst>
-          <a:path path="circle">
-            <a:fillToRect l="50000" t="-80000" r="50000" b="180000"/>
-          </a:path>
-          <a:tileRect l="0" t="0" r="0" b="0"/>
-        </a:gradFill>
-        <a:gradFill>
-          <a:gsLst>
-            <a:gs pos="0">
-              <a:schemeClr val="phClr">
-                <a:tint val="80000"/>
-              </a:schemeClr>
-            </a:gs>
-            <a:gs pos="100000">
-              <a:schemeClr val="phClr">
-                <a:shade val="30000"/>
-              </a:schemeClr>
-            </a:gs>
-          </a:gsLst>
-          <a:path path="circle">
-            <a:fillToRect l="50000" t="50000" r="50000" b="50000"/>
-          </a:path>
-          <a:tileRect l="0" t="0" r="0" b="0"/>
-        </a:gradFill>
+        <a:solidFill>
+          <a:schemeClr val="phClr"/>
+        </a:solidFill>
+        <a:solidFill>
+          <a:schemeClr val="phClr"/>
+        </a:solidFill>
       </a:bgFillStyleLst>
     </a:fmtScheme>
   </a:themeElements>
